--- a/report/实验1-实验报告-LaTeX排版.docx
+++ b/report/实验1-实验报告-LaTeX排版.docx
@@ -16,6 +16,7 @@
       </w:pPr>
       <w:r>
         <w:rPr>
+          <w:bCs/>
           <w:b/>
         </w:rPr>
         <w:t xml:space="preserve">本科实验报告</w:t>
@@ -24,12 +25,17 @@
     <w:tbl>
       <w:tblPr>
         <w:tblStyle w:val="Table"/>
-        <w:tblW w:type="pct" w:w="0.0"/>
-        <w:tblLook w:firstRow="0"/>
+        <w:tblW w:type="auto" w:w="0"/>
+        <w:tblLook w:firstRow="0" w:lastRow="0" w:firstColumn="0" w:lastColumn="0" w:noHBand="0" w:noVBand="0" w:val="0000"/>
+        <w:jc w:val="start"/>
       </w:tblPr>
-      <w:tblGrid/>
+      <w:tblGrid>
+        <w:gridCol w:w="3960"/>
+        <w:gridCol w:w="3960"/>
+      </w:tblGrid>
       <w:tr>
         <w:tc>
+          <w:tcPr/>
           <w:p>
             <w:pPr>
               <w:pStyle w:val="Compact"/>
@@ -41,6 +47,7 @@
           </w:p>
         </w:tc>
         <w:tc>
+          <w:tcPr/>
           <w:p>
             <w:pPr>
               <w:pStyle w:val="Compact"/>
@@ -51,6 +58,7 @@
       </w:tr>
       <w:tr>
         <w:tc>
+          <w:tcPr/>
           <w:p>
             <w:pPr>
               <w:pStyle w:val="Compact"/>
@@ -62,6 +70,7 @@
           </w:p>
         </w:tc>
         <w:tc>
+          <w:tcPr/>
           <w:p>
             <w:pPr>
               <w:pStyle w:val="Compact"/>
@@ -72,6 +81,7 @@
       </w:tr>
       <w:tr>
         <w:tc>
+          <w:tcPr/>
           <w:p>
             <w:pPr>
               <w:pStyle w:val="Compact"/>
@@ -83,6 +93,7 @@
           </w:p>
         </w:tc>
         <w:tc>
+          <w:tcPr/>
           <w:p>
             <w:pPr>
               <w:pStyle w:val="Compact"/>
@@ -93,6 +104,7 @@
       </w:tr>
       <w:tr>
         <w:tc>
+          <w:tcPr/>
           <w:p>
             <w:pPr>
               <w:pStyle w:val="Compact"/>
@@ -104,6 +116,7 @@
           </w:p>
         </w:tc>
         <w:tc>
+          <w:tcPr/>
           <w:p>
             <w:pPr>
               <w:pStyle w:val="Compact"/>
@@ -114,6 +127,7 @@
       </w:tr>
       <w:tr>
         <w:tc>
+          <w:tcPr/>
           <w:p>
             <w:pPr>
               <w:pStyle w:val="Compact"/>
@@ -125,6 +139,7 @@
           </w:p>
         </w:tc>
         <w:tc>
+          <w:tcPr/>
           <w:p>
             <w:pPr>
               <w:pStyle w:val="Compact"/>
@@ -135,6 +150,7 @@
       </w:tr>
       <w:tr>
         <w:tc>
+          <w:tcPr/>
           <w:p>
             <w:pPr>
               <w:pStyle w:val="Compact"/>
@@ -146,6 +162,7 @@
           </w:p>
         </w:tc>
         <w:tc>
+          <w:tcPr/>
           <w:p>
             <w:pPr>
               <w:pStyle w:val="Compact"/>
@@ -156,6 +173,7 @@
       </w:tr>
       <w:tr>
         <w:tc>
+          <w:tcPr/>
           <w:p>
             <w:pPr>
               <w:pStyle w:val="Compact"/>
@@ -167,6 +185,7 @@
           </w:p>
         </w:tc>
         <w:tc>
+          <w:tcPr/>
           <w:p>
             <w:pPr>
               <w:pStyle w:val="Compact"/>
@@ -184,43 +203,41 @@
         <w:t xml:space="preserve">年月日</w:t>
       </w:r>
     </w:p>
+    <w:bookmarkStart w:id="22" w:name="实验目的和要求"/>
     <w:p>
       <w:pPr>
         <w:pStyle w:val="Heading1"/>
       </w:pPr>
-      <w:bookmarkStart w:id="20" w:name="实验目的和要求"/>
       <w:r>
         <w:t xml:space="preserve">实验目的和要求</w:t>
       </w:r>
-      <w:bookmarkEnd w:id="20"/>
+    </w:p>
+    <w:bookmarkStart w:id="20" w:name="实验目的"/>
+    <w:p>
+      <w:pPr>
+        <w:pStyle w:val="Heading2"/>
+      </w:pPr>
+      <w:r>
+        <w:t xml:space="preserve">实验目的</w:t>
+      </w:r>
     </w:p>
     <w:p>
       <w:pPr>
+        <w:pStyle w:val="FirstParagraph"/>
+      </w:pPr>
+      <w:r>
+        <w:t xml:space="preserve">掌握并灵活运用关节型机械臂运动控制相关理论和知识，解决一般构型机械臂的运动控制问题。</w:t>
+      </w:r>
+    </w:p>
+    <w:bookmarkEnd w:id="20"/>
+    <w:bookmarkStart w:id="21" w:name="实验要求"/>
+    <w:p>
+      <w:pPr>
         <w:pStyle w:val="Heading2"/>
       </w:pPr>
-      <w:bookmarkStart w:id="21" w:name="实验目的"/>
-      <w:r>
-        <w:t xml:space="preserve">实验目的</w:t>
-      </w:r>
-      <w:bookmarkEnd w:id="21"/>
-    </w:p>
-    <w:p>
-      <w:pPr>
-        <w:pStyle w:val="FirstParagraph"/>
-      </w:pPr>
-      <w:r>
-        <w:t xml:space="preserve">掌握并灵活运用关节型机械臂运动控制相关理论和知识，解决一般构型机械臂的运动控制问题。</w:t>
-      </w:r>
-    </w:p>
-    <w:p>
-      <w:pPr>
-        <w:pStyle w:val="Heading2"/>
-      </w:pPr>
-      <w:bookmarkStart w:id="22" w:name="实验要求"/>
       <w:r>
         <w:t xml:space="preserve">实验要求</w:t>
       </w:r>
-      <w:bookmarkEnd w:id="22"/>
     </w:p>
     <w:p>
       <w:pPr>
@@ -242,6 +259,7 @@
       </w:r>
       <w:r>
         <w:rPr>
+          <w:bCs/>
           <w:b/>
         </w:rPr>
         <w:t xml:space="preserve">正运动学建模</w:t>
@@ -262,6 +280,7 @@
       </w:r>
       <w:r>
         <w:rPr>
+          <w:bCs/>
           <w:b/>
         </w:rPr>
         <w:t xml:space="preserve">逆运动学解析解</w:t>
@@ -282,6 +301,7 @@
       </w:r>
       <w:r>
         <w:rPr>
+          <w:bCs/>
           <w:b/>
         </w:rPr>
         <w:t xml:space="preserve">轨迹规划方法</w:t>
@@ -302,6 +322,7 @@
       </w:r>
       <w:r>
         <w:rPr>
+          <w:bCs/>
           <w:b/>
         </w:rPr>
         <w:t xml:space="preserve">可视化演示</w:t>
@@ -310,15 +331,16 @@
         <w:t xml:space="preserve">。</w:t>
       </w:r>
     </w:p>
+    <w:bookmarkEnd w:id="21"/>
+    <w:bookmarkEnd w:id="22"/>
+    <w:bookmarkStart w:id="23" w:name="主要仪器"/>
     <w:p>
       <w:pPr>
         <w:pStyle w:val="Heading1"/>
       </w:pPr>
-      <w:bookmarkStart w:id="23" w:name="主要仪器"/>
       <w:r>
         <w:t xml:space="preserve">主要仪器</w:t>
       </w:r>
-      <w:bookmarkEnd w:id="23"/>
     </w:p>
     <w:p>
       <w:pPr>
@@ -328,25 +350,24 @@
         <w:t xml:space="preserve">CoppeliaSim + Python（ZeroMQ Remote API）。</w:t>
       </w:r>
     </w:p>
+    <w:bookmarkEnd w:id="23"/>
+    <w:bookmarkStart w:id="29" w:name="实验内容和原理"/>
     <w:p>
       <w:pPr>
         <w:pStyle w:val="Heading1"/>
       </w:pPr>
-      <w:bookmarkStart w:id="24" w:name="实验内容和原理"/>
       <w:r>
         <w:t xml:space="preserve">实验内容和原理</w:t>
       </w:r>
-      <w:bookmarkEnd w:id="24"/>
     </w:p>
+    <w:bookmarkStart w:id="25" w:name="d-h-参数表"/>
     <w:p>
       <w:pPr>
         <w:pStyle w:val="Heading2"/>
       </w:pPr>
-      <w:bookmarkStart w:id="25" w:name="d-h-参数表"/>
       <w:r>
         <w:t xml:space="preserve">D-H 参数表</w:t>
       </w:r>
-      <w:bookmarkEnd w:id="25"/>
     </w:p>
     <w:p>
       <w:pPr>
@@ -369,12 +390,18 @@
       </w:r>
       <m:oMath>
         <m:r>
+          <m:rPr>
+            <m:sty m:val="p"/>
+          </m:rPr>
           <m:t>{</m:t>
         </m:r>
         <m:r>
           <m:t>0</m:t>
         </m:r>
         <m:r>
+          <m:rPr>
+            <m:sty m:val="p"/>
+          </m:rPr>
           <m:t>}</m:t>
         </m:r>
       </m:oMath>
@@ -438,6 +465,9 @@
           <m:t>i</m:t>
         </m:r>
         <m:r>
+          <m:rPr>
+            <m:sty m:val="p"/>
+          </m:rPr>
           <m:t>+</m:t>
         </m:r>
         <m:r>
@@ -465,7 +495,7 @@
         <w:t xml:space="preserve">所示。</w:t>
       </w:r>
     </w:p>
-    <w:bookmarkStart w:id="26" w:name="tab:dh"/>
+    <w:bookmarkStart w:id="24" w:name="tab:dh"/>
     <w:p>
       <w:pPr>
         <w:pStyle w:val="TableCaption"/>
@@ -485,6 +515,9 @@
           </m:e>
           <m:sup>
             <m:r>
+              <m:rPr>
+                <m:sty m:val="p"/>
+              </m:rPr>
               <m:t>∘</m:t>
             </m:r>
           </m:sup>
@@ -497,22 +530,24 @@
     <w:tbl>
       <w:tblPr>
         <w:tblStyle w:val="Table"/>
-        <w:tblW w:type="pct" w:w="0.0"/>
-        <w:tblLook w:firstRow="1"/>
+        <w:tblW w:type="auto" w:w="0"/>
+        <w:tblLook w:firstRow="1" w:lastRow="0" w:firstColumn="0" w:lastColumn="0" w:noHBand="0" w:noVBand="0" w:val="0020"/>
+        <w:jc w:val="start"/>
         <w:tblCaption w:val="机械臂 D-H 参数（长度单位 mm，角度单位 ^\circ）"/>
       </w:tblPr>
-      <w:tblGrid/>
+      <w:tblGrid>
+        <w:gridCol w:w="1584"/>
+        <w:gridCol w:w="1584"/>
+        <w:gridCol w:w="1584"/>
+        <w:gridCol w:w="1584"/>
+        <w:gridCol w:w="1584"/>
+      </w:tblGrid>
       <w:tr>
         <w:trPr>
-          <w:cnfStyle w:firstRow="1"/>
+          <w:tblHeader w:val="true"/>
         </w:trPr>
         <w:tc>
-          <w:tcPr>
-            <w:tcBorders>
-              <w:bottom w:val="single"/>
-            </w:tcBorders>
-            <w:vAlign w:val="bottom"/>
-          </w:tcPr>
+          <w:tcPr/>
           <w:p>
             <w:pPr>
               <w:pStyle w:val="Compact"/>
@@ -526,12 +561,7 @@
           </w:p>
         </w:tc>
         <w:tc>
-          <w:tcPr>
-            <w:tcBorders>
-              <w:bottom w:val="single"/>
-            </w:tcBorders>
-            <w:vAlign w:val="bottom"/>
-          </w:tcPr>
+          <w:tcPr/>
           <w:p>
             <w:pPr>
               <w:pStyle w:val="Compact"/>
@@ -549,6 +579,9 @@
                     <m:t>i</m:t>
                   </m:r>
                   <m:r>
+                    <m:rPr>
+                      <m:sty m:val="p"/>
+                    </m:rPr>
                     <m:t>−</m:t>
                   </m:r>
                   <m:r>
@@ -563,12 +596,7 @@
           </w:p>
         </w:tc>
         <w:tc>
-          <w:tcPr>
-            <w:tcBorders>
-              <w:bottom w:val="single"/>
-            </w:tcBorders>
-            <w:vAlign w:val="bottom"/>
-          </w:tcPr>
+          <w:tcPr/>
           <w:p>
             <w:pPr>
               <w:pStyle w:val="Compact"/>
@@ -586,6 +614,9 @@
                     <m:t>i</m:t>
                   </m:r>
                   <m:r>
+                    <m:rPr>
+                      <m:sty m:val="p"/>
+                    </m:rPr>
                     <m:t>−</m:t>
                   </m:r>
                   <m:r>
@@ -606,6 +637,9 @@
                 </m:e>
                 <m:sup>
                   <m:r>
+                    <m:rPr>
+                      <m:sty m:val="p"/>
+                    </m:rPr>
                     <m:t>∘</m:t>
                   </m:r>
                 </m:sup>
@@ -614,12 +648,7 @@
           </w:p>
         </w:tc>
         <w:tc>
-          <w:tcPr>
-            <w:tcBorders>
-              <w:bottom w:val="single"/>
-            </w:tcBorders>
-            <w:vAlign w:val="bottom"/>
-          </w:tcPr>
+          <w:tcPr/>
           <w:p>
             <w:pPr>
               <w:pStyle w:val="Compact"/>
@@ -645,12 +674,7 @@
           </w:p>
         </w:tc>
         <w:tc>
-          <w:tcPr>
-            <w:tcBorders>
-              <w:bottom w:val="single"/>
-            </w:tcBorders>
-            <w:vAlign w:val="bottom"/>
-          </w:tcPr>
+          <w:tcPr/>
           <w:p>
             <w:pPr>
               <w:pStyle w:val="Compact"/>
@@ -675,6 +699,7 @@
       </w:tr>
       <w:tr>
         <w:tc>
+          <w:tcPr/>
           <w:p>
             <w:pPr>
               <w:pStyle w:val="Compact"/>
@@ -686,6 +711,7 @@
           </w:p>
         </w:tc>
         <w:tc>
+          <w:tcPr/>
           <w:p>
             <w:pPr>
               <w:pStyle w:val="Compact"/>
@@ -697,6 +723,7 @@
           </w:p>
         </w:tc>
         <w:tc>
+          <w:tcPr/>
           <w:p>
             <w:pPr>
               <w:pStyle w:val="Compact"/>
@@ -708,6 +735,7 @@
           </w:p>
         </w:tc>
         <w:tc>
+          <w:tcPr/>
           <w:p>
             <w:pPr>
               <w:pStyle w:val="Compact"/>
@@ -719,6 +747,7 @@
           </w:p>
         </w:tc>
         <w:tc>
+          <w:tcPr/>
           <w:p>
             <w:pPr>
               <w:pStyle w:val="Compact"/>
@@ -743,6 +772,7 @@
       </w:tr>
       <w:tr>
         <w:tc>
+          <w:tcPr/>
           <w:p>
             <w:pPr>
               <w:pStyle w:val="Compact"/>
@@ -754,6 +784,7 @@
           </w:p>
         </w:tc>
         <w:tc>
+          <w:tcPr/>
           <w:p>
             <w:pPr>
               <w:pStyle w:val="Compact"/>
@@ -765,6 +796,7 @@
           </w:p>
         </w:tc>
         <w:tc>
+          <w:tcPr/>
           <w:p>
             <w:pPr>
               <w:pStyle w:val="Compact"/>
@@ -776,6 +808,7 @@
           </w:p>
         </w:tc>
         <w:tc>
+          <w:tcPr/>
           <w:p>
             <w:pPr>
               <w:pStyle w:val="Compact"/>
@@ -787,6 +820,7 @@
           </w:p>
         </w:tc>
         <w:tc>
+          <w:tcPr/>
           <w:p>
             <w:pPr>
               <w:pStyle w:val="Compact"/>
@@ -811,6 +845,7 @@
       </w:tr>
       <w:tr>
         <w:tc>
+          <w:tcPr/>
           <w:p>
             <w:pPr>
               <w:pStyle w:val="Compact"/>
@@ -822,6 +857,7 @@
           </w:p>
         </w:tc>
         <w:tc>
+          <w:tcPr/>
           <w:p>
             <w:pPr>
               <w:pStyle w:val="Compact"/>
@@ -833,6 +869,7 @@
           </w:p>
         </w:tc>
         <w:tc>
+          <w:tcPr/>
           <w:p>
             <w:pPr>
               <w:pStyle w:val="Compact"/>
@@ -844,6 +881,7 @@
           </w:p>
         </w:tc>
         <w:tc>
+          <w:tcPr/>
           <w:p>
             <w:pPr>
               <w:pStyle w:val="Compact"/>
@@ -855,6 +893,7 @@
           </w:p>
         </w:tc>
         <w:tc>
+          <w:tcPr/>
           <w:p>
             <w:pPr>
               <w:pStyle w:val="Compact"/>
@@ -879,6 +918,7 @@
       </w:tr>
       <w:tr>
         <w:tc>
+          <w:tcPr/>
           <w:p>
             <w:pPr>
               <w:pStyle w:val="Compact"/>
@@ -890,6 +930,7 @@
           </w:p>
         </w:tc>
         <w:tc>
+          <w:tcPr/>
           <w:p>
             <w:pPr>
               <w:pStyle w:val="Compact"/>
@@ -901,6 +942,7 @@
           </w:p>
         </w:tc>
         <w:tc>
+          <w:tcPr/>
           <w:p>
             <w:pPr>
               <w:pStyle w:val="Compact"/>
@@ -912,6 +954,7 @@
           </w:p>
         </w:tc>
         <w:tc>
+          <w:tcPr/>
           <w:p>
             <w:pPr>
               <w:pStyle w:val="Compact"/>
@@ -923,6 +966,7 @@
           </w:p>
         </w:tc>
         <w:tc>
+          <w:tcPr/>
           <w:p>
             <w:pPr>
               <w:pStyle w:val="Compact"/>
@@ -947,6 +991,7 @@
       </w:tr>
       <w:tr>
         <w:tc>
+          <w:tcPr/>
           <w:p>
             <w:pPr>
               <w:pStyle w:val="Compact"/>
@@ -958,6 +1003,7 @@
           </w:p>
         </w:tc>
         <w:tc>
+          <w:tcPr/>
           <w:p>
             <w:pPr>
               <w:pStyle w:val="Compact"/>
@@ -969,6 +1015,7 @@
           </w:p>
         </w:tc>
         <w:tc>
+          <w:tcPr/>
           <w:p>
             <w:pPr>
               <w:pStyle w:val="Compact"/>
@@ -980,6 +1027,7 @@
           </w:p>
         </w:tc>
         <w:tc>
+          <w:tcPr/>
           <w:p>
             <w:pPr>
               <w:pStyle w:val="Compact"/>
@@ -991,6 +1039,7 @@
           </w:p>
         </w:tc>
         <w:tc>
+          <w:tcPr/>
           <w:p>
             <w:pPr>
               <w:pStyle w:val="Compact"/>
@@ -1015,6 +1064,7 @@
       </w:tr>
       <w:tr>
         <w:tc>
+          <w:tcPr/>
           <w:p>
             <w:pPr>
               <w:pStyle w:val="Compact"/>
@@ -1026,6 +1076,7 @@
           </w:p>
         </w:tc>
         <w:tc>
+          <w:tcPr/>
           <w:p>
             <w:pPr>
               <w:pStyle w:val="Compact"/>
@@ -1037,6 +1088,7 @@
           </w:p>
         </w:tc>
         <w:tc>
+          <w:tcPr/>
           <w:p>
             <w:pPr>
               <w:pStyle w:val="Compact"/>
@@ -1048,6 +1100,7 @@
           </w:p>
         </w:tc>
         <w:tc>
+          <w:tcPr/>
           <w:p>
             <w:pPr>
               <w:pStyle w:val="Compact"/>
@@ -1055,6 +1108,9 @@
             </w:pPr>
             <m:oMath>
               <m:r>
+                <m:rPr>
+                  <m:sty m:val="p"/>
+                </m:rPr>
                 <m:t>−</m:t>
               </m:r>
               <m:r>
@@ -1064,6 +1120,7 @@
           </w:p>
         </w:tc>
         <w:tc>
+          <w:tcPr/>
           <w:p>
             <w:pPr>
               <w:pStyle w:val="Compact"/>
@@ -1088,6 +1145,7 @@
       </w:tr>
       <w:tr>
         <w:tc>
+          <w:tcPr/>
           <w:p>
             <w:pPr>
               <w:pStyle w:val="Compact"/>
@@ -1099,6 +1157,7 @@
           </w:p>
         </w:tc>
         <w:tc>
+          <w:tcPr/>
           <w:p>
             <w:pPr>
               <w:pStyle w:val="Compact"/>
@@ -1110,6 +1169,7 @@
           </w:p>
         </w:tc>
         <w:tc>
+          <w:tcPr/>
           <w:p>
             <w:pPr>
               <w:pStyle w:val="Compact"/>
@@ -1121,6 +1181,7 @@
           </w:p>
         </w:tc>
         <w:tc>
+          <w:tcPr/>
           <w:p>
             <w:pPr>
               <w:pStyle w:val="Compact"/>
@@ -1128,6 +1189,9 @@
             </w:pPr>
             <m:oMath>
               <m:r>
+                <m:rPr>
+                  <m:sty m:val="p"/>
+                </m:rPr>
                 <m:t>−</m:t>
               </m:r>
               <m:r>
@@ -1137,6 +1201,7 @@
           </w:p>
         </w:tc>
         <w:tc>
+          <w:tcPr/>
           <w:p>
             <w:pPr>
               <w:pStyle w:val="Compact"/>
@@ -1161,6 +1226,7 @@
       </w:tr>
       <w:tr>
         <w:tc>
+          <w:tcPr/>
           <w:p>
             <w:pPr>
               <w:pStyle w:val="Compact"/>
@@ -1172,6 +1238,7 @@
           </w:p>
         </w:tc>
         <w:tc>
+          <w:tcPr/>
           <w:p>
             <w:pPr>
               <w:pStyle w:val="Compact"/>
@@ -1183,6 +1250,7 @@
           </w:p>
         </w:tc>
         <w:tc>
+          <w:tcPr/>
           <w:p>
             <w:pPr>
               <w:pStyle w:val="Compact"/>
@@ -1194,6 +1262,7 @@
           </w:p>
         </w:tc>
         <w:tc>
+          <w:tcPr/>
           <w:p>
             <w:pPr>
               <w:pStyle w:val="Compact"/>
@@ -1205,6 +1274,7 @@
           </w:p>
         </w:tc>
         <w:tc>
+          <w:tcPr/>
           <w:p>
             <w:pPr>
               <w:pStyle w:val="Compact"/>
@@ -1217,16 +1287,16 @@
         </w:tc>
       </w:tr>
     </w:tbl>
-    <w:bookmarkEnd w:id="26"/>
+    <w:bookmarkEnd w:id="24"/>
+    <w:bookmarkEnd w:id="25"/>
+    <w:bookmarkStart w:id="26" w:name="正运动学求解与推导过程"/>
     <w:p>
       <w:pPr>
         <w:pStyle w:val="Heading2"/>
       </w:pPr>
-      <w:bookmarkStart w:id="27" w:name="正运动学求解与推导过程"/>
       <w:r>
         <w:t xml:space="preserve">正运动学求解与推导过程</w:t>
       </w:r>
-      <w:bookmarkEnd w:id="27"/>
     </w:p>
     <w:p>
       <w:pPr>
@@ -1304,6 +1374,9 @@
             </m:sub>
           </m:sSub>
           <m:r>
+            <m:rPr>
+              <m:sty m:val="p"/>
+            </m:rPr>
             <m:t>=</m:t>
           </m:r>
           <m:sSub>
@@ -1333,24 +1406,28 @@
               </m:r>
             </m:sub>
           </m:sSub>
-          <m:r>
-            <m:t>(</m:t>
-          </m:r>
-          <m:sSub>
+          <m:d>
+            <m:dPr>
+              <m:begChr m:val="("/>
+              <m:endChr m:val=")"/>
+              <m:sepChr m:val=""/>
+              <m:grow/>
+            </m:dPr>
             <m:e>
-              <m:r>
-                <m:t>θ</m:t>
-              </m:r>
+              <m:sSub>
+                <m:e>
+                  <m:r>
+                    <m:t>θ</m:t>
+                  </m:r>
+                </m:e>
+                <m:sub>
+                  <m:r>
+                    <m:t>1</m:t>
+                  </m:r>
+                </m:sub>
+              </m:sSub>
             </m:e>
-            <m:sub>
-              <m:r>
-                <m:t>1</m:t>
-              </m:r>
-            </m:sub>
-          </m:sSub>
-          <m:r>
-            <m:t>)</m:t>
-          </m:r>
+          </m:d>
           <m:r>
             <m:t> </m:t>
           </m:r>
@@ -1381,24 +1458,28 @@
               </m:r>
             </m:sub>
           </m:sSub>
-          <m:r>
-            <m:t>(</m:t>
-          </m:r>
-          <m:sSub>
+          <m:d>
+            <m:dPr>
+              <m:begChr m:val="("/>
+              <m:endChr m:val=")"/>
+              <m:sepChr m:val=""/>
+              <m:grow/>
+            </m:dPr>
             <m:e>
-              <m:r>
-                <m:t>θ</m:t>
-              </m:r>
+              <m:sSub>
+                <m:e>
+                  <m:r>
+                    <m:t>θ</m:t>
+                  </m:r>
+                </m:e>
+                <m:sub>
+                  <m:r>
+                    <m:t>2</m:t>
+                  </m:r>
+                </m:sub>
+              </m:sSub>
             </m:e>
-            <m:sub>
-              <m:r>
-                <m:t>2</m:t>
-              </m:r>
-            </m:sub>
-          </m:sSub>
-          <m:r>
-            <m:t>)</m:t>
-          </m:r>
+          </m:d>
           <m:r>
             <m:t> </m:t>
           </m:r>
@@ -1429,24 +1510,28 @@
               </m:r>
             </m:sub>
           </m:sSub>
-          <m:r>
-            <m:t>(</m:t>
-          </m:r>
-          <m:sSub>
+          <m:d>
+            <m:dPr>
+              <m:begChr m:val="("/>
+              <m:endChr m:val=")"/>
+              <m:sepChr m:val=""/>
+              <m:grow/>
+            </m:dPr>
             <m:e>
-              <m:r>
-                <m:t>θ</m:t>
-              </m:r>
+              <m:sSub>
+                <m:e>
+                  <m:r>
+                    <m:t>θ</m:t>
+                  </m:r>
+                </m:e>
+                <m:sub>
+                  <m:r>
+                    <m:t>3</m:t>
+                  </m:r>
+                </m:sub>
+              </m:sSub>
             </m:e>
-            <m:sub>
-              <m:r>
-                <m:t>3</m:t>
-              </m:r>
-            </m:sub>
-          </m:sSub>
-          <m:r>
-            <m:t>)</m:t>
-          </m:r>
+          </m:d>
           <m:r>
             <m:t> </m:t>
           </m:r>
@@ -1477,24 +1562,28 @@
               </m:r>
             </m:sub>
           </m:sSub>
-          <m:r>
-            <m:t>(</m:t>
-          </m:r>
-          <m:sSub>
+          <m:d>
+            <m:dPr>
+              <m:begChr m:val="("/>
+              <m:endChr m:val=")"/>
+              <m:sepChr m:val=""/>
+              <m:grow/>
+            </m:dPr>
             <m:e>
-              <m:r>
-                <m:t>θ</m:t>
-              </m:r>
+              <m:sSub>
+                <m:e>
+                  <m:r>
+                    <m:t>θ</m:t>
+                  </m:r>
+                </m:e>
+                <m:sub>
+                  <m:r>
+                    <m:t>4</m:t>
+                  </m:r>
+                </m:sub>
+              </m:sSub>
             </m:e>
-            <m:sub>
-              <m:r>
-                <m:t>4</m:t>
-              </m:r>
-            </m:sub>
-          </m:sSub>
-          <m:r>
-            <m:t>)</m:t>
-          </m:r>
+          </m:d>
           <m:r>
             <m:t> </m:t>
           </m:r>
@@ -1525,24 +1614,28 @@
               </m:r>
             </m:sub>
           </m:sSub>
-          <m:r>
-            <m:t>(</m:t>
-          </m:r>
-          <m:sSub>
+          <m:d>
+            <m:dPr>
+              <m:begChr m:val="("/>
+              <m:endChr m:val=")"/>
+              <m:sepChr m:val=""/>
+              <m:grow/>
+            </m:dPr>
             <m:e>
-              <m:r>
-                <m:t>θ</m:t>
-              </m:r>
+              <m:sSub>
+                <m:e>
+                  <m:r>
+                    <m:t>θ</m:t>
+                  </m:r>
+                </m:e>
+                <m:sub>
+                  <m:r>
+                    <m:t>5</m:t>
+                  </m:r>
+                </m:sub>
+              </m:sSub>
             </m:e>
-            <m:sub>
-              <m:r>
-                <m:t>5</m:t>
-              </m:r>
-            </m:sub>
-          </m:sSub>
-          <m:r>
-            <m:t>)</m:t>
-          </m:r>
+          </m:d>
           <m:r>
             <m:t> </m:t>
           </m:r>
@@ -1573,24 +1666,28 @@
               </m:r>
             </m:sub>
           </m:sSub>
-          <m:r>
-            <m:t>(</m:t>
-          </m:r>
-          <m:sSub>
+          <m:d>
+            <m:dPr>
+              <m:begChr m:val="("/>
+              <m:endChr m:val=")"/>
+              <m:sepChr m:val=""/>
+              <m:grow/>
+            </m:dPr>
             <m:e>
-              <m:r>
-                <m:t>θ</m:t>
-              </m:r>
+              <m:sSub>
+                <m:e>
+                  <m:r>
+                    <m:t>θ</m:t>
+                  </m:r>
+                </m:e>
+                <m:sub>
+                  <m:r>
+                    <m:t>6</m:t>
+                  </m:r>
+                </m:sub>
+              </m:sSub>
             </m:e>
-            <m:sub>
-              <m:r>
-                <m:t>6</m:t>
-              </m:r>
-            </m:sub>
-          </m:sSub>
-          <m:r>
-            <m:t>)</m:t>
-          </m:r>
+          </m:d>
           <m:r>
             <m:t> </m:t>
           </m:r>
@@ -1621,24 +1718,28 @@
               </m:r>
             </m:sub>
           </m:sSub>
-          <m:r>
-            <m:t>(</m:t>
-          </m:r>
-          <m:sSub>
+          <m:d>
+            <m:dPr>
+              <m:begChr m:val="("/>
+              <m:endChr m:val=")"/>
+              <m:sepChr m:val=""/>
+              <m:grow/>
+            </m:dPr>
             <m:e>
-              <m:r>
-                <m:t>θ</m:t>
-              </m:r>
+              <m:sSub>
+                <m:e>
+                  <m:r>
+                    <m:t>θ</m:t>
+                  </m:r>
+                </m:e>
+                <m:sub>
+                  <m:r>
+                    <m:t>7</m:t>
+                  </m:r>
+                </m:sub>
+              </m:sSub>
             </m:e>
-            <m:sub>
-              <m:r>
-                <m:t>7</m:t>
-              </m:r>
-            </m:sub>
-          </m:sSub>
-          <m:r>
-            <m:t>)</m:t>
-          </m:r>
+          </m:d>
           <m:r>
             <m:t> </m:t>
           </m:r>
@@ -1655,6 +1756,9 @@
             </m:sub>
           </m:sSub>
           <m:r>
+            <m:rPr>
+              <m:sty m:val="p"/>
+            </m:rPr>
             <m:t>,</m:t>
           </m:r>
         </m:oMath>
@@ -1683,15 +1787,19 @@
             </m:r>
           </m:sub>
         </m:sSub>
-        <m:r>
-          <m:t>(</m:t>
-        </m:r>
-        <m:r>
-          <m:t>θ</m:t>
-        </m:r>
-        <m:r>
-          <m:t>)</m:t>
-        </m:r>
+        <m:d>
+          <m:dPr>
+            <m:begChr m:val="("/>
+            <m:endChr m:val=")"/>
+            <m:sepChr m:val=""/>
+            <m:grow/>
+          </m:dPr>
+          <m:e>
+            <m:r>
+              <m:t>θ</m:t>
+            </m:r>
+          </m:e>
+        </m:d>
       </m:oMath>
       <w:r>
         <w:t xml:space="preserve"> </w:t>
@@ -1770,6 +1878,9 @@
             </m:sub>
           </m:sSub>
           <m:r>
+            <m:rPr>
+              <m:sty m:val="p"/>
+            </m:rPr>
             <m:t>=</m:t>
           </m:r>
           <m:r>
@@ -1802,30 +1913,37 @@
             </m:rPr>
             <m:t>s</m:t>
           </m:r>
-          <m:r>
-            <m:t>(</m:t>
-          </m:r>
-          <m:r>
-            <m:t>z</m:t>
-          </m:r>
-          <m:r>
-            <m:t>,</m:t>
-          </m:r>
-          <m:sSub>
+          <m:d>
+            <m:dPr>
+              <m:begChr m:val="("/>
+              <m:endChr m:val=")"/>
+              <m:sepChr m:val=""/>
+              <m:grow/>
+            </m:dPr>
             <m:e>
               <m:r>
-                <m:t>d</m:t>
+                <m:t>z</m:t>
               </m:r>
+              <m:r>
+                <m:rPr>
+                  <m:sty m:val="p"/>
+                </m:rPr>
+                <m:t>,</m:t>
+              </m:r>
+              <m:sSub>
+                <m:e>
+                  <m:r>
+                    <m:t>d</m:t>
+                  </m:r>
+                </m:e>
+                <m:sub>
+                  <m:r>
+                    <m:t>i</m:t>
+                  </m:r>
+                </m:sub>
+              </m:sSub>
             </m:e>
-            <m:sub>
-              <m:r>
-                <m:t>i</m:t>
-              </m:r>
-            </m:sub>
-          </m:sSub>
-          <m:r>
-            <m:t>)</m:t>
-          </m:r>
+          </m:d>
           <m:r>
             <m:t> </m:t>
           </m:r>
@@ -1847,30 +1965,37 @@
             </m:rPr>
             <m:t>t</m:t>
           </m:r>
-          <m:r>
-            <m:t>(</m:t>
-          </m:r>
-          <m:r>
-            <m:t>x</m:t>
-          </m:r>
-          <m:r>
-            <m:t>,</m:t>
-          </m:r>
-          <m:sSub>
+          <m:d>
+            <m:dPr>
+              <m:begChr m:val="("/>
+              <m:endChr m:val=")"/>
+              <m:sepChr m:val=""/>
+              <m:grow/>
+            </m:dPr>
             <m:e>
               <m:r>
-                <m:t>α</m:t>
+                <m:t>x</m:t>
               </m:r>
+              <m:r>
+                <m:rPr>
+                  <m:sty m:val="p"/>
+                </m:rPr>
+                <m:t>,</m:t>
+              </m:r>
+              <m:sSub>
+                <m:e>
+                  <m:r>
+                    <m:t>α</m:t>
+                  </m:r>
+                </m:e>
+                <m:sub>
+                  <m:r>
+                    <m:t>i</m:t>
+                  </m:r>
+                </m:sub>
+              </m:sSub>
             </m:e>
-            <m:sub>
-              <m:r>
-                <m:t>i</m:t>
-              </m:r>
-            </m:sub>
-          </m:sSub>
-          <m:r>
-            <m:t>)</m:t>
-          </m:r>
+          </m:d>
           <m:r>
             <m:t> </m:t>
           </m:r>
@@ -1904,31 +2029,41 @@
             </m:rPr>
             <m:t>s</m:t>
           </m:r>
-          <m:r>
-            <m:t>(</m:t>
-          </m:r>
-          <m:r>
-            <m:t>x</m:t>
-          </m:r>
-          <m:r>
-            <m:t>,</m:t>
-          </m:r>
-          <m:sSub>
+          <m:d>
+            <m:dPr>
+              <m:begChr m:val="("/>
+              <m:endChr m:val=")"/>
+              <m:sepChr m:val=""/>
+              <m:grow/>
+            </m:dPr>
             <m:e>
               <m:r>
-                <m:t>a</m:t>
+                <m:t>x</m:t>
               </m:r>
+              <m:r>
+                <m:rPr>
+                  <m:sty m:val="p"/>
+                </m:rPr>
+                <m:t>,</m:t>
+              </m:r>
+              <m:sSub>
+                <m:e>
+                  <m:r>
+                    <m:t>a</m:t>
+                  </m:r>
+                </m:e>
+                <m:sub>
+                  <m:r>
+                    <m:t>i</m:t>
+                  </m:r>
+                </m:sub>
+              </m:sSub>
             </m:e>
-            <m:sub>
-              <m:r>
-                <m:t>i</m:t>
-              </m:r>
-            </m:sub>
-          </m:sSub>
+          </m:d>
           <m:r>
-            <m:t>)</m:t>
-          </m:r>
-          <m:r>
+            <m:rPr>
+              <m:sty m:val="p"/>
+            </m:rPr>
             <m:t>.</m:t>
           </m:r>
         </m:oMath>
@@ -1976,6 +2111,9 @@
           <m:t>θ</m:t>
         </m:r>
         <m:r>
+          <m:rPr>
+            <m:sty m:val="p"/>
+          </m:rPr>
           <m:t>=</m:t>
         </m:r>
         <m:r>
@@ -1992,33 +2130,43 @@
         <w:t xml:space="preserve"> </w:t>
       </w:r>
       <m:oMath>
-        <m:r>
-          <m:t>(</m:t>
-        </m:r>
-        <m:r>
-          <m:t>0.35</m:t>
-        </m:r>
-        <m:r>
-          <m:t>,</m:t>
-        </m:r>
-        <m:r>
-          <m:t> </m:t>
-        </m:r>
-        <m:r>
-          <m:t>0</m:t>
-        </m:r>
-        <m:r>
-          <m:t>,</m:t>
-        </m:r>
-        <m:r>
-          <m:t> </m:t>
-        </m:r>
-        <m:r>
-          <m:t>0.235</m:t>
-        </m:r>
-        <m:r>
-          <m:t>)</m:t>
-        </m:r>
+        <m:d>
+          <m:dPr>
+            <m:begChr m:val="("/>
+            <m:endChr m:val=")"/>
+            <m:sepChr m:val=""/>
+            <m:grow/>
+          </m:dPr>
+          <m:e>
+            <m:r>
+              <m:t>0.35</m:t>
+            </m:r>
+            <m:r>
+              <m:rPr>
+                <m:sty m:val="p"/>
+              </m:rPr>
+              <m:t>,</m:t>
+            </m:r>
+            <m:r>
+              <m:t> </m:t>
+            </m:r>
+            <m:r>
+              <m:t>0</m:t>
+            </m:r>
+            <m:r>
+              <m:rPr>
+                <m:sty m:val="p"/>
+              </m:rPr>
+              <m:t>,</m:t>
+            </m:r>
+            <m:r>
+              <m:t> </m:t>
+            </m:r>
+            <m:r>
+              <m:t>0.235</m:t>
+            </m:r>
+          </m:e>
+        </m:d>
       </m:oMath>
       <w:r>
         <w:t xml:space="preserve"> </w:t>
@@ -2046,6 +2194,9 @@
       </w:r>
       <m:oMath>
         <m:r>
+          <m:rPr>
+            <m:sty m:val="p"/>
+          </m:rPr>
           <m:t>&lt;</m:t>
         </m:r>
         <m:sSup>
@@ -2056,6 +2207,9 @@
           </m:e>
           <m:sup>
             <m:r>
+              <m:rPr>
+                <m:sty m:val="p"/>
+              </m:rPr>
               <m:t>−</m:t>
             </m:r>
             <m:r>
@@ -2068,15 +2222,15 @@
         <w:t xml:space="preserve"> m）。</w:t>
       </w:r>
     </w:p>
+    <w:bookmarkEnd w:id="26"/>
+    <w:bookmarkStart w:id="27" w:name="逆运动学解析解推导过程"/>
     <w:p>
       <w:pPr>
         <w:pStyle w:val="Heading2"/>
       </w:pPr>
-      <w:bookmarkStart w:id="28" w:name="逆运动学解析解推导过程"/>
       <w:r>
         <w:t xml:space="preserve">逆运动学解析解推导过程</w:t>
       </w:r>
-      <w:bookmarkEnd w:id="28"/>
     </w:p>
     <w:p>
       <w:pPr>
@@ -2144,6 +2298,9 @@
           </m:sub>
         </m:sSub>
         <m:r>
+          <m:rPr>
+            <m:sty m:val="p"/>
+          </m:rPr>
           <m:t>=</m:t>
         </m:r>
         <m:sSub>
@@ -2159,6 +2316,9 @@
           </m:sub>
         </m:sSub>
         <m:r>
+          <m:rPr>
+            <m:sty m:val="p"/>
+          </m:rPr>
           <m:t>=</m:t>
         </m:r>
         <m:r>
@@ -2176,6 +2336,9 @@
           <m:t>y</m:t>
         </m:r>
         <m:r>
+          <m:rPr>
+            <m:sty m:val="p"/>
+          </m:rPr>
           <m:t>=</m:t>
         </m:r>
         <m:r>
@@ -2216,6 +2379,9 @@
           </m:sub>
         </m:sSub>
         <m:r>
+          <m:rPr>
+            <m:sty m:val="p"/>
+          </m:rPr>
           <m:t>=</m:t>
         </m:r>
         <m:r>
@@ -2239,12 +2405,18 @@
           </m:sub>
         </m:sSub>
         <m:r>
+          <m:rPr>
+            <m:sty m:val="p"/>
+          </m:rPr>
           <m:t>=</m:t>
         </m:r>
         <m:r>
           <m:t>π</m:t>
         </m:r>
         <m:r>
+          <m:rPr>
+            <m:sty m:val="p"/>
+          </m:rPr>
           <m:t>−</m:t>
         </m:r>
         <m:r>
@@ -2271,12 +2443,18 @@
           </m:sub>
         </m:sSub>
         <m:r>
+          <m:rPr>
+            <m:sty m:val="p"/>
+          </m:rPr>
           <m:t>=</m:t>
         </m:r>
         <m:r>
           <m:t>π</m:t>
         </m:r>
         <m:r>
+          <m:rPr>
+            <m:sty m:val="p"/>
+          </m:rPr>
           <m:t>−</m:t>
         </m:r>
         <m:r>
@@ -2320,58 +2498,77 @@
           <m:t>v</m:t>
         </m:r>
         <m:r>
+          <m:rPr>
+            <m:sty m:val="p"/>
+          </m:rPr>
           <m:t>=</m:t>
         </m:r>
-        <m:r>
-          <m:t>(</m:t>
-        </m:r>
-        <m:r>
-          <m:t>−</m:t>
-        </m:r>
+        <m:d>
+          <m:dPr>
+            <m:begChr m:val="("/>
+            <m:endChr m:val=")"/>
+            <m:sepChr m:val=""/>
+            <m:grow/>
+          </m:dPr>
+          <m:e>
+            <m:r>
+              <m:rPr>
+                <m:sty m:val="p"/>
+              </m:rPr>
+              <m:t>−</m:t>
+            </m:r>
+            <m:r>
+              <m:t>L</m:t>
+            </m:r>
+            <m:r>
+              <m:rPr>
+                <m:sty m:val="p"/>
+              </m:rPr>
+              <m:t>,</m:t>
+            </m:r>
+            <m:r>
+              <m:t> </m:t>
+            </m:r>
+            <m:r>
+              <m:t>h</m:t>
+            </m:r>
+          </m:e>
+        </m:d>
+      </m:oMath>
+      <w:r>
+        <w:t xml:space="preserve">，其中</w:t>
+      </w:r>
+      <w:r>
+        <w:t xml:space="preserve"> </w:t>
+      </w:r>
+      <m:oMath>
         <m:r>
           <m:t>L</m:t>
         </m:r>
         <m:r>
-          <m:t>,</m:t>
-        </m:r>
-        <m:r>
-          <m:t> </m:t>
-        </m:r>
+          <m:rPr>
+            <m:sty m:val="p"/>
+          </m:rPr>
+          <m:t>=</m:t>
+        </m:r>
+        <m:r>
+          <m:t>300</m:t>
+        </m:r>
+      </m:oMath>
+      <w:r>
+        <w:t xml:space="preserve"> mm 为固定轴向距离，</w:t>
+      </w:r>
+      <m:oMath>
         <m:r>
           <m:t>h</m:t>
         </m:r>
         <m:r>
-          <m:t>)</m:t>
-        </m:r>
-      </m:oMath>
-      <w:r>
-        <w:t xml:space="preserve">，其中</w:t>
-      </w:r>
-      <w:r>
-        <w:t xml:space="preserve"> </w:t>
-      </w:r>
-      <m:oMath>
-        <m:r>
-          <m:t>L</m:t>
-        </m:r>
-        <m:r>
+          <m:rPr>
+            <m:sty m:val="p"/>
+          </m:rPr>
           <m:t>=</m:t>
         </m:r>
         <m:r>
-          <m:t>300</m:t>
-        </m:r>
-      </m:oMath>
-      <w:r>
-        <w:t xml:space="preserve"> mm 为固定轴向距离，</w:t>
-      </w:r>
-      <m:oMath>
-        <m:r>
-          <m:t>h</m:t>
-        </m:r>
-        <m:r>
-          <m:t>=</m:t>
-        </m:r>
-        <m:r>
           <m:t>2</m:t>
         </m:r>
         <m:r>
@@ -2379,7 +2576,6 @@
         </m:r>
         <m:r>
           <m:rPr>
-            <m:nor/>
             <m:sty m:val="p"/>
           </m:rPr>
           <m:t>cos</m:t>
@@ -2396,6 +2592,9 @@
           <m:t>l</m:t>
         </m:r>
         <m:r>
+          <m:rPr>
+            <m:sty m:val="p"/>
+          </m:rPr>
           <m:t>=</m:t>
         </m:r>
         <m:r>
@@ -2420,27 +2619,34 @@
         <w:t xml:space="preserve"> </w:t>
       </w:r>
       <m:oMath>
-        <m:r>
-          <m:t>(</m:t>
-        </m:r>
-        <m:r>
-          <m:t>D</m:t>
-        </m:r>
-        <m:r>
-          <m:t>,</m:t>
-        </m:r>
-        <m:r>
-          <m:t> </m:t>
-        </m:r>
-        <m:r>
-          <m:t>Δ</m:t>
-        </m:r>
-        <m:r>
-          <m:t>z</m:t>
-        </m:r>
-        <m:r>
-          <m:t>)</m:t>
-        </m:r>
+        <m:d>
+          <m:dPr>
+            <m:begChr m:val="("/>
+            <m:endChr m:val=")"/>
+            <m:sepChr m:val=""/>
+            <m:grow/>
+          </m:dPr>
+          <m:e>
+            <m:r>
+              <m:t>D</m:t>
+            </m:r>
+            <m:r>
+              <m:rPr>
+                <m:sty m:val="p"/>
+              </m:rPr>
+              <m:t>,</m:t>
+            </m:r>
+            <m:r>
+              <m:t> </m:t>
+            </m:r>
+            <m:r>
+              <m:t>Δ</m:t>
+            </m:r>
+            <m:r>
+              <m:t>z</m:t>
+            </m:r>
+          </m:e>
+        </m:d>
       </m:oMath>
       <w:r>
         <w:t xml:space="preserve">（足面法线保持竖直），令</w:t>
@@ -2462,6 +2668,9 @@
           </m:sup>
         </m:sSup>
         <m:r>
+          <m:rPr>
+            <m:sty m:val="p"/>
+          </m:rPr>
           <m:t>=</m:t>
         </m:r>
         <m:sSup>
@@ -2477,6 +2686,9 @@
           </m:sup>
         </m:sSup>
         <m:r>
+          <m:rPr>
+            <m:sty m:val="p"/>
+          </m:rPr>
           <m:t>+</m:t>
         </m:r>
         <m:r>
@@ -2511,7 +2723,7 @@
           <m:m>
             <m:mPr>
               <m:baseJc m:val="center"/>
-              <m:plcHide m:val="1"/>
+              <m:plcHide m:val="on"/>
               <m:mcs>
                 <m:mc>
                   <m:mcPr>
@@ -2547,11 +2759,14 @@
               </m:e>
               <m:e>
                 <m:r>
+                  <m:rPr>
+                    <m:sty m:val="p"/>
+                  </m:rPr>
                   <m:t>=</m:t>
                 </m:r>
                 <m:rad>
                   <m:radPr>
-                    <m:degHide m:val="1"/>
+                    <m:degHide m:val="on"/>
                   </m:radPr>
                   <m:deg/>
                   <m:e>
@@ -2568,6 +2783,9 @@
                       </m:sup>
                     </m:sSup>
                     <m:r>
+                      <m:rPr>
+                        <m:sty m:val="p"/>
+                      </m:rPr>
                       <m:t>−</m:t>
                     </m:r>
                     <m:sSup>
@@ -2585,6 +2803,9 @@
                   </m:e>
                 </m:rad>
                 <m:r>
+                  <m:rPr>
+                    <m:sty m:val="p"/>
+                  </m:rPr>
                   <m:t>,</m:t>
                 </m:r>
               </m:e>
@@ -2595,11 +2816,13 @@
               </m:e>
               <m:e>
                 <m:r>
+                  <m:rPr>
+                    <m:sty m:val="p"/>
+                  </m:rPr>
                   <m:t>=</m:t>
                 </m:r>
                 <m:r>
                   <m:rPr>
-                    <m:nor/>
                     <m:sty m:val="p"/>
                   </m:rPr>
                   <m:t>arccos</m:t>
@@ -2611,6 +2834,7 @@
                   <m:dPr>
                     <m:begChr m:val="("/>
                     <m:endChr m:val=")"/>
+                    <m:sepChr m:val=""/>
                     <m:grow/>
                   </m:dPr>
                   <m:e>
@@ -2635,6 +2859,9 @@
                   </m:e>
                 </m:d>
                 <m:r>
+                  <m:rPr>
+                    <m:sty m:val="p"/>
+                  </m:rPr>
                   <m:t>,</m:t>
                 </m:r>
               </m:e>
@@ -2656,68 +2883,92 @@
               </m:e>
               <m:e>
                 <m:r>
+                  <m:rPr>
+                    <m:sty m:val="p"/>
+                  </m:rPr>
                   <m:t>=</m:t>
                 </m:r>
                 <m:r>
                   <m:rPr>
-                    <m:nor/>
                     <m:sty m:val="p"/>
                   </m:rPr>
                   <m:t>atan2</m:t>
                 </m:r>
+                <m:d>
+                  <m:dPr>
+                    <m:begChr m:val="("/>
+                    <m:endChr m:val=")"/>
+                    <m:sepChr m:val=""/>
+                    <m:grow/>
+                  </m:dPr>
+                  <m:e>
+                    <m:r>
+                      <m:t>Δ</m:t>
+                    </m:r>
+                    <m:r>
+                      <m:t>z</m:t>
+                    </m:r>
+                    <m:r>
+                      <m:rPr>
+                        <m:sty m:val="p"/>
+                      </m:rPr>
+                      <m:t>,</m:t>
+                    </m:r>
+                    <m:r>
+                      <m:t> </m:t>
+                    </m:r>
+                    <m:r>
+                      <m:t>D</m:t>
+                    </m:r>
+                  </m:e>
+                </m:d>
                 <m:r>
-                  <m:t>(</m:t>
-                </m:r>
-                <m:r>
-                  <m:t>Δ</m:t>
-                </m:r>
-                <m:r>
-                  <m:t>z</m:t>
-                </m:r>
-                <m:r>
-                  <m:t>,</m:t>
-                </m:r>
-                <m:r>
-                  <m:t> </m:t>
-                </m:r>
-                <m:r>
-                  <m:t>D</m:t>
-                </m:r>
-                <m:r>
-                  <m:t>)</m:t>
-                </m:r>
-                <m:r>
+                  <m:rPr>
+                    <m:sty m:val="p"/>
+                  </m:rPr>
                   <m:t>−</m:t>
                 </m:r>
                 <m:r>
                   <m:rPr>
-                    <m:nor/>
                     <m:sty m:val="p"/>
                   </m:rPr>
                   <m:t>atan2</m:t>
                 </m:r>
+                <m:d>
+                  <m:dPr>
+                    <m:begChr m:val="("/>
+                    <m:endChr m:val=")"/>
+                    <m:sepChr m:val=""/>
+                    <m:grow/>
+                  </m:dPr>
+                  <m:e>
+                    <m:r>
+                      <m:t>h</m:t>
+                    </m:r>
+                    <m:r>
+                      <m:rPr>
+                        <m:sty m:val="p"/>
+                      </m:rPr>
+                      <m:t>,</m:t>
+                    </m:r>
+                    <m:r>
+                      <m:t> </m:t>
+                    </m:r>
+                    <m:r>
+                      <m:rPr>
+                        <m:sty m:val="p"/>
+                      </m:rPr>
+                      <m:t>−</m:t>
+                    </m:r>
+                    <m:r>
+                      <m:t>L</m:t>
+                    </m:r>
+                  </m:e>
+                </m:d>
                 <m:r>
-                  <m:t>(</m:t>
-                </m:r>
-                <m:r>
-                  <m:t>h</m:t>
-                </m:r>
-                <m:r>
-                  <m:t>,</m:t>
-                </m:r>
-                <m:r>
-                  <m:t> </m:t>
-                </m:r>
-                <m:r>
-                  <m:t>−</m:t>
-                </m:r>
-                <m:r>
-                  <m:t>L</m:t>
-                </m:r>
-                <m:r>
-                  <m:t>)</m:t>
-                </m:r>
-                <m:r>
+                  <m:rPr>
+                    <m:sty m:val="p"/>
+                  </m:rPr>
                   <m:t>,</m:t>
                 </m:r>
               </m:e>
@@ -2737,9 +2988,15 @@
               </m:e>
               <m:e>
                 <m:r>
+                  <m:rPr>
+                    <m:sty m:val="p"/>
+                  </m:rPr>
                   <m:t>=</m:t>
                 </m:r>
                 <m:r>
+                  <m:rPr>
+                    <m:sty m:val="p"/>
+                  </m:rPr>
                   <m:t>−</m:t>
                 </m:r>
                 <m:sSub>
@@ -2755,6 +3012,9 @@
                   </m:sub>
                 </m:sSub>
                 <m:r>
+                  <m:rPr>
+                    <m:sty m:val="p"/>
+                  </m:rPr>
                   <m:t>.</m:t>
                 </m:r>
               </m:e>
@@ -2768,6 +3028,217 @@
         <w:pStyle w:val="FirstParagraph"/>
       </w:pPr>
       <w:r>
+        <w:t xml:space="preserve">该平面问题存在两个解析解：</w:t>
+      </w:r>
+      <m:oMath>
+        <m:r>
+          <m:t>t</m:t>
+        </m:r>
+        <m:r>
+          <m:rPr>
+            <m:sty m:val="p"/>
+          </m:rPr>
+          <m:t>=</m:t>
+        </m:r>
+        <m:r>
+          <m:rPr>
+            <m:sty m:val="p"/>
+          </m:rPr>
+          <m:t>arccos</m:t>
+        </m:r>
+        <m:d>
+          <m:dPr>
+            <m:begChr m:val="("/>
+            <m:endChr m:val=")"/>
+            <m:sepChr m:val=""/>
+            <m:grow/>
+          </m:dPr>
+          <m:e>
+            <m:r>
+              <m:t>h</m:t>
+            </m:r>
+            <m:r>
+              <m:rPr>
+                <m:sty m:val="p"/>
+              </m:rPr>
+              <m:t>/</m:t>
+            </m:r>
+            <m:r>
+              <m:t>2</m:t>
+            </m:r>
+            <m:r>
+              <m:t>l</m:t>
+            </m:r>
+          </m:e>
+        </m:d>
+        <m:r>
+          <m:rPr>
+            <m:sty m:val="p"/>
+          </m:rPr>
+          <m:t>≥</m:t>
+        </m:r>
+        <m:r>
+          <m:t>0</m:t>
+        </m:r>
+      </m:oMath>
+      <w:r>
+        <w:t xml:space="preserve"> </w:t>
+      </w:r>
+      <w:r>
+        <w:t xml:space="preserve">对应</w:t>
+      </w:r>
+      <w:r>
+        <w:t xml:space="preserve">“</w:t>
+      </w:r>
+      <w:r>
+        <w:t xml:space="preserve">肘上</w:t>
+      </w:r>
+      <w:r>
+        <w:t xml:space="preserve">”</w:t>
+      </w:r>
+      <w:r>
+        <w:t xml:space="preserve">支，取</w:t>
+      </w:r>
+      <w:r>
+        <w:t xml:space="preserve"> </w:t>
+      </w:r>
+      <m:oMath>
+        <m:r>
+          <m:t>t</m:t>
+        </m:r>
+        <m:r>
+          <m:rPr>
+            <m:sty m:val="p"/>
+          </m:rPr>
+          <m:t>→</m:t>
+        </m:r>
+        <m:r>
+          <m:rPr>
+            <m:sty m:val="p"/>
+          </m:rPr>
+          <m:t>−</m:t>
+        </m:r>
+        <m:r>
+          <m:t>t</m:t>
+        </m:r>
+      </m:oMath>
+      <w:r>
+        <w:t xml:space="preserve">（相应</w:t>
+      </w:r>
+      <w:r>
+        <w:t xml:space="preserve"> </w:t>
+      </w:r>
+      <m:oMath>
+        <m:sSub>
+          <m:e>
+            <m:r>
+              <m:t>θ</m:t>
+            </m:r>
+          </m:e>
+          <m:sub>
+            <m:r>
+              <m:t>4</m:t>
+            </m:r>
+          </m:sub>
+        </m:sSub>
+        <m:r>
+          <m:rPr>
+            <m:sty m:val="p"/>
+          </m:rPr>
+          <m:t>=</m:t>
+        </m:r>
+        <m:r>
+          <m:t>π</m:t>
+        </m:r>
+        <m:r>
+          <m:rPr>
+            <m:sty m:val="p"/>
+          </m:rPr>
+          <m:t>−</m:t>
+        </m:r>
+        <m:r>
+          <m:t>2</m:t>
+        </m:r>
+        <m:r>
+          <m:t>t</m:t>
+        </m:r>
+      </m:oMath>
+      <w:r>
+        <w:t xml:space="preserve">、</w:t>
+      </w:r>
+      <m:oMath>
+        <m:sSub>
+          <m:e>
+            <m:r>
+              <m:t>θ</m:t>
+            </m:r>
+          </m:e>
+          <m:sub>
+            <m:r>
+              <m:t>5</m:t>
+            </m:r>
+          </m:sub>
+        </m:sSub>
+        <m:r>
+          <m:rPr>
+            <m:sty m:val="p"/>
+          </m:rPr>
+          <m:t>=</m:t>
+        </m:r>
+        <m:r>
+          <m:t>π</m:t>
+        </m:r>
+        <m:r>
+          <m:rPr>
+            <m:sty m:val="p"/>
+          </m:rPr>
+          <m:t>−</m:t>
+        </m:r>
+        <m:r>
+          <m:t>t</m:t>
+        </m:r>
+      </m:oMath>
+      <w:r>
+        <w:t xml:space="preserve"> </w:t>
+      </w:r>
+      <w:r>
+        <w:t xml:space="preserve">随之改变）得到</w:t>
+      </w:r>
+      <w:r>
+        <w:t xml:space="preserve">“</w:t>
+      </w:r>
+      <w:r>
+        <w:t xml:space="preserve">肘下</w:t>
+      </w:r>
+      <w:r>
+        <w:t xml:space="preserve">”</w:t>
+      </w:r>
+      <w:r>
+        <w:t xml:space="preserve">支，两支到达完全相同的足端位姿。程序取其中一支，并在相邻路径点之间选择与上一点连续的</w:t>
+      </w:r>
+      <w:r>
+        <w:t xml:space="preserve"> </w:t>
+      </w:r>
+      <m:oMath>
+        <m:r>
+          <m:t>2</m:t>
+        </m:r>
+        <m:r>
+          <m:t>π</m:t>
+        </m:r>
+      </m:oMath>
+      <w:r>
+        <w:t xml:space="preserve"> </w:t>
+      </w:r>
+      <w:r>
+        <w:t xml:space="preserve">分支以避免关节跳变。</w:t>
+      </w:r>
+    </w:p>
+    <w:p>
+      <w:pPr>
+        <w:pStyle w:val="BodyText"/>
+      </w:pPr>
+      <w:r>
         <w:t xml:space="preserve">可解性条件为</w:t>
       </w:r>
       <w:r>
@@ -2778,17 +3249,23 @@
           <m:t>L</m:t>
         </m:r>
         <m:r>
+          <m:rPr>
+            <m:sty m:val="p"/>
+          </m:rPr>
           <m:t>≤</m:t>
         </m:r>
         <m:r>
           <m:t>r</m:t>
         </m:r>
         <m:r>
+          <m:rPr>
+            <m:sty m:val="p"/>
+          </m:rPr>
           <m:t>≤</m:t>
         </m:r>
         <m:rad>
           <m:radPr>
-            <m:degHide m:val="1"/>
+            <m:degHide m:val="on"/>
           </m:radPr>
           <m:deg/>
           <m:e>
@@ -2805,6 +3282,9 @@
               </m:sup>
             </m:sSup>
             <m:r>
+              <m:rPr>
+                <m:sty m:val="p"/>
+              </m:rPr>
               <m:t>+</m:t>
             </m:r>
             <m:r>
@@ -2846,12 +3326,18 @@
           <m:t>m</m:t>
         </m:r>
         <m:r>
+          <m:rPr>
+            <m:sty m:val="p"/>
+          </m:rPr>
           <m:t>≤</m:t>
         </m:r>
         <m:r>
           <m:t>r</m:t>
         </m:r>
         <m:r>
+          <m:rPr>
+            <m:sty m:val="p"/>
+          </m:rPr>
           <m:t>≤</m:t>
         </m:r>
         <m:r>
@@ -2876,6 +3362,9 @@
           <m:t>D</m:t>
         </m:r>
         <m:r>
+          <m:rPr>
+            <m:sty m:val="p"/>
+          </m:rPr>
           <m:t>=</m:t>
         </m:r>
         <m:r>
@@ -2890,6 +3379,9 @@
       </w:r>
       <m:oMath>
         <m:r>
+          <m:rPr>
+            <m:sty m:val="p"/>
+          </m:rPr>
           <m:t>+</m:t>
         </m:r>
         <m:r>
@@ -2935,6 +3427,9 @@
           </m:e>
           <m:sup>
             <m:r>
+              <m:rPr>
+                <m:sty m:val="p"/>
+              </m:rPr>
               <m:t>−</m:t>
             </m:r>
             <m:r>
@@ -2968,6 +3463,9 @@
           </m:sub>
         </m:sSub>
         <m:r>
+          <m:rPr>
+            <m:sty m:val="p"/>
+          </m:rPr>
           <m:t>=</m:t>
         </m:r>
         <m:sSub>
@@ -2983,6 +3481,9 @@
           </m:sub>
         </m:sSub>
         <m:r>
+          <m:rPr>
+            <m:sty m:val="p"/>
+          </m:rPr>
           <m:t>=</m:t>
         </m:r>
         <m:r>
@@ -3006,6 +3507,9 @@
           </m:sub>
         </m:sSub>
         <m:r>
+          <m:rPr>
+            <m:sty m:val="p"/>
+          </m:rPr>
           <m:t>=</m:t>
         </m:r>
         <m:r>
@@ -3029,6 +3533,9 @@
           </m:sub>
         </m:sSub>
         <m:r>
+          <m:rPr>
+            <m:sty m:val="p"/>
+          </m:rPr>
           <m:t>=</m:t>
         </m:r>
         <m:sSub>
@@ -3044,6 +3551,9 @@
           </m:sub>
         </m:sSub>
         <m:r>
+          <m:rPr>
+            <m:sty m:val="p"/>
+          </m:rPr>
           <m:t>=</m:t>
         </m:r>
         <m:sSub>
@@ -3059,6 +3569,9 @@
           </m:sub>
         </m:sSub>
         <m:r>
+          <m:rPr>
+            <m:sty m:val="p"/>
+          </m:rPr>
           <m:t>=</m:t>
         </m:r>
         <m:sSub>
@@ -3074,6 +3587,9 @@
           </m:sub>
         </m:sSub>
         <m:r>
+          <m:rPr>
+            <m:sty m:val="p"/>
+          </m:rPr>
           <m:t>=</m:t>
         </m:r>
         <m:r>
@@ -3088,18 +3604,27 @@
           <m:t>s</m:t>
         </m:r>
         <m:r>
+          <m:rPr>
+            <m:sty m:val="p"/>
+          </m:rPr>
           <m:t>:</m:t>
         </m:r>
         <m:r>
           <m:t>0</m:t>
         </m:r>
         <m:r>
+          <m:rPr>
+            <m:sty m:val="p"/>
+          </m:rPr>
           <m:t>→</m:t>
         </m:r>
         <m:r>
           <m:t>π</m:t>
         </m:r>
         <m:r>
+          <m:rPr>
+            <m:sty m:val="p"/>
+          </m:rPr>
           <m:t>/</m:t>
         </m:r>
         <m:r>
@@ -3110,15 +3635,15 @@
         <w:t xml:space="preserve">）。</w:t>
       </w:r>
     </w:p>
+    <w:bookmarkEnd w:id="27"/>
+    <w:bookmarkStart w:id="28" w:name="轨迹规划方法"/>
     <w:p>
       <w:pPr>
         <w:pStyle w:val="Heading2"/>
       </w:pPr>
-      <w:bookmarkStart w:id="29" w:name="轨迹规划方法"/>
       <w:r>
         <w:t xml:space="preserve">轨迹规划方法</w:t>
       </w:r>
-      <w:bookmarkEnd w:id="29"/>
     </w:p>
     <w:p>
       <w:pPr>
@@ -3140,16 +3665,23 @@
           <m:r>
             <m:t>s</m:t>
           </m:r>
+          <m:d>
+            <m:dPr>
+              <m:begChr m:val="("/>
+              <m:endChr m:val=")"/>
+              <m:sepChr m:val=""/>
+              <m:grow/>
+            </m:dPr>
+            <m:e>
+              <m:r>
+                <m:t>τ</m:t>
+              </m:r>
+            </m:e>
+          </m:d>
           <m:r>
-            <m:t>(</m:t>
-          </m:r>
-          <m:r>
-            <m:t>τ</m:t>
-          </m:r>
-          <m:r>
-            <m:t>)</m:t>
-          </m:r>
-          <m:r>
+            <m:rPr>
+              <m:sty m:val="p"/>
+            </m:rPr>
             <m:t>=</m:t>
           </m:r>
           <m:r>
@@ -3168,6 +3700,9 @@
             </m:sup>
           </m:sSup>
           <m:r>
+            <m:rPr>
+              <m:sty m:val="p"/>
+            </m:rPr>
             <m:t>−</m:t>
           </m:r>
           <m:r>
@@ -3186,6 +3721,9 @@
             </m:sup>
           </m:sSup>
           <m:r>
+            <m:rPr>
+              <m:sty m:val="p"/>
+            </m:rPr>
             <m:t>+</m:t>
           </m:r>
           <m:r>
@@ -3204,6 +3742,9 @@
             </m:sup>
           </m:sSup>
           <m:r>
+            <m:rPr>
+              <m:sty m:val="p"/>
+            </m:rPr>
             <m:t>,</m:t>
           </m:r>
           <m:r>
@@ -3213,24 +3754,37 @@
             <m:t>τ</m:t>
           </m:r>
           <m:r>
+            <m:rPr>
+              <m:sty m:val="p"/>
+            </m:rPr>
             <m:t>∈</m:t>
           </m:r>
+          <m:d>
+            <m:dPr>
+              <m:begChr m:val="["/>
+              <m:endChr m:val="]"/>
+              <m:sepChr m:val=""/>
+              <m:grow/>
+            </m:dPr>
+            <m:e>
+              <m:r>
+                <m:t>0</m:t>
+              </m:r>
+              <m:r>
+                <m:rPr>
+                  <m:sty m:val="p"/>
+                </m:rPr>
+                <m:t>,</m:t>
+              </m:r>
+              <m:r>
+                <m:t>1</m:t>
+              </m:r>
+            </m:e>
+          </m:d>
           <m:r>
-            <m:t>[</m:t>
-          </m:r>
-          <m:r>
-            <m:t>0</m:t>
-          </m:r>
-          <m:r>
-            <m:t>,</m:t>
-          </m:r>
-          <m:r>
-            <m:t>1</m:t>
-          </m:r>
-          <m:r>
-            <m:t>]</m:t>
-          </m:r>
-          <m:r>
+            <m:rPr>
+              <m:sty m:val="p"/>
+            </m:rPr>
             <m:t>,</m:t>
           </m:r>
         </m:oMath>
@@ -3267,6 +3821,9 @@
       </w:r>
       <m:oMath>
         <m:r>
+          <m:rPr>
+            <m:sty m:val="p"/>
+          </m:rPr>
           <m:t>→</m:t>
         </m:r>
       </m:oMath>
@@ -3278,6 +3835,9 @@
       </w:r>
       <m:oMath>
         <m:r>
+          <m:rPr>
+            <m:sty m:val="p"/>
+          </m:rPr>
           <m:t>−</m:t>
         </m:r>
         <m:r>
@@ -3303,6 +3863,9 @@
       </w:r>
       <m:oMath>
         <m:r>
+          <m:rPr>
+            <m:sty m:val="p"/>
+          </m:rPr>
           <m:t>→</m:t>
         </m:r>
       </m:oMath>
@@ -3314,6 +3877,9 @@
       </w:r>
       <m:oMath>
         <m:r>
+          <m:rPr>
+            <m:sty m:val="p"/>
+          </m:rPr>
           <m:t>−</m:t>
         </m:r>
         <m:r>
@@ -3328,6 +3894,9 @@
       </w:r>
       <m:oMath>
         <m:r>
+          <m:rPr>
+            <m:sty m:val="p"/>
+          </m:rPr>
           <m:t>+</m:t>
         </m:r>
         <m:r>
@@ -3342,6 +3911,9 @@
       </w:r>
       <m:oMath>
         <m:r>
+          <m:rPr>
+            <m:sty m:val="p"/>
+          </m:rPr>
           <m:t>+</m:t>
         </m:r>
         <m:r>
@@ -3427,6 +3999,9 @@
           </m:sub>
         </m:sSub>
         <m:r>
+          <m:rPr>
+            <m:sty m:val="p"/>
+          </m:rPr>
           <m:t>=</m:t>
         </m:r>
         <m:sSubSup>
@@ -3454,6 +4029,9 @@
           <m:t> </m:t>
         </m:r>
         <m:r>
+          <m:rPr>
+            <m:sty m:val="p"/>
+          </m:rPr>
           <m:t>(</m:t>
         </m:r>
         <m:sSup>
@@ -3480,23 +4058,33 @@
             </m:r>
           </m:sub>
         </m:sSub>
-        <m:r>
-          <m:t>(</m:t>
-        </m:r>
-        <m:r>
-          <m:t>q</m:t>
-        </m:r>
-        <m:r>
-          <m:t>)</m:t>
-        </m:r>
+        <m:d>
+          <m:dPr>
+            <m:begChr m:val="("/>
+            <m:endChr m:val=")"/>
+            <m:sepChr m:val=""/>
+            <m:grow/>
+          </m:dPr>
+          <m:e>
+            <m:r>
+              <m:t>q</m:t>
+            </m:r>
+          </m:e>
+        </m:d>
         <m:sSup>
           <m:e>
             <m:r>
+              <m:rPr>
+                <m:sty m:val="p"/>
+              </m:rPr>
               <m:t>)</m:t>
             </m:r>
           </m:e>
           <m:sup>
             <m:r>
+              <m:rPr>
+                <m:sty m:val="p"/>
+              </m:rPr>
               <m:t>−</m:t>
             </m:r>
             <m:r>
@@ -3512,15 +4100,16 @@
         <w:t xml:space="preserve">浮动更新；第 2 步左足（树根）固定，直接驱动关节。</w:t>
       </w:r>
     </w:p>
+    <w:bookmarkEnd w:id="28"/>
+    <w:bookmarkEnd w:id="29"/>
+    <w:bookmarkStart w:id="53" w:name="实验结果说明与分析"/>
     <w:p>
       <w:pPr>
         <w:pStyle w:val="Heading1"/>
       </w:pPr>
-      <w:bookmarkStart w:id="30" w:name="实验结果说明与分析"/>
       <w:r>
         <w:t xml:space="preserve">实验结果说明与分析</w:t>
       </w:r>
-      <w:bookmarkEnd w:id="30"/>
     </w:p>
     <w:p>
       <w:pPr>
@@ -3537,6 +4126,9 @@
           <m:t>x</m:t>
         </m:r>
         <m:r>
+          <m:rPr>
+            <m:sty m:val="p"/>
+          </m:rPr>
           <m:t>=</m:t>
         </m:r>
         <m:r>
@@ -3562,9 +4154,15 @@
           <m:t>x</m:t>
         </m:r>
         <m:r>
+          <m:rPr>
+            <m:sty m:val="p"/>
+          </m:rPr>
           <m:t>=</m:t>
         </m:r>
         <m:r>
+          <m:rPr>
+            <m:sty m:val="p"/>
+          </m:rPr>
           <m:t>−</m:t>
         </m:r>
         <m:r>
@@ -3579,9 +4177,15 @@
           <m:t>x</m:t>
         </m:r>
         <m:r>
+          <m:rPr>
+            <m:sty m:val="p"/>
+          </m:rPr>
           <m:t>=</m:t>
         </m:r>
         <m:r>
+          <m:rPr>
+            <m:sty m:val="p"/>
+          </m:rPr>
           <m:t>−</m:t>
         </m:r>
         <m:r>
@@ -3595,36 +4199,49 @@
         <w:t xml:space="preserve"> </w:t>
       </w:r>
       <m:oMath>
-        <m:r>
-          <m:t>(</m:t>
-        </m:r>
-        <m:r>
-          <m:t>−</m:t>
-        </m:r>
-        <m:r>
-          <m:t>0.25</m:t>
-        </m:r>
-        <m:r>
-          <m:t>,</m:t>
-        </m:r>
-        <m:r>
-          <m:t> </m:t>
-        </m:r>
-        <m:r>
-          <m:t>0</m:t>
-        </m:r>
-        <m:r>
-          <m:t>,</m:t>
-        </m:r>
-        <m:r>
-          <m:t> </m:t>
-        </m:r>
-        <m:r>
-          <m:t>0.235</m:t>
-        </m:r>
-        <m:r>
-          <m:t>)</m:t>
-        </m:r>
+        <m:d>
+          <m:dPr>
+            <m:begChr m:val="("/>
+            <m:endChr m:val=")"/>
+            <m:sepChr m:val=""/>
+            <m:grow/>
+          </m:dPr>
+          <m:e>
+            <m:r>
+              <m:rPr>
+                <m:sty m:val="p"/>
+              </m:rPr>
+              <m:t>−</m:t>
+            </m:r>
+            <m:r>
+              <m:t>0.25</m:t>
+            </m:r>
+            <m:r>
+              <m:rPr>
+                <m:sty m:val="p"/>
+              </m:rPr>
+              <m:t>,</m:t>
+            </m:r>
+            <m:r>
+              <m:t> </m:t>
+            </m:r>
+            <m:r>
+              <m:t>0</m:t>
+            </m:r>
+            <m:r>
+              <m:rPr>
+                <m:sty m:val="p"/>
+              </m:rPr>
+              <m:t>,</m:t>
+            </m:r>
+            <m:r>
+              <m:t> </m:t>
+            </m:r>
+            <m:r>
+              <m:t>0.235</m:t>
+            </m:r>
+          </m:e>
+        </m:d>
       </m:oMath>
       <w:r>
         <w:t xml:space="preserve">，右足</w:t>
@@ -3633,36 +4250,49 @@
         <w:t xml:space="preserve"> </w:t>
       </w:r>
       <m:oMath>
-        <m:r>
-          <m:t>(</m:t>
-        </m:r>
-        <m:r>
-          <m:t>−</m:t>
-        </m:r>
-        <m:r>
-          <m:t>0.65</m:t>
-        </m:r>
-        <m:r>
-          <m:t>,</m:t>
-        </m:r>
-        <m:r>
-          <m:t> </m:t>
-        </m:r>
-        <m:r>
-          <m:t>0.1325</m:t>
-        </m:r>
-        <m:r>
-          <m:t>,</m:t>
-        </m:r>
-        <m:r>
-          <m:t> </m:t>
-        </m:r>
-        <m:r>
-          <m:t>0.101</m:t>
-        </m:r>
-        <m:r>
-          <m:t>)</m:t>
-        </m:r>
+        <m:d>
+          <m:dPr>
+            <m:begChr m:val="("/>
+            <m:endChr m:val=")"/>
+            <m:sepChr m:val=""/>
+            <m:grow/>
+          </m:dPr>
+          <m:e>
+            <m:r>
+              <m:rPr>
+                <m:sty m:val="p"/>
+              </m:rPr>
+              <m:t>−</m:t>
+            </m:r>
+            <m:r>
+              <m:t>0.65</m:t>
+            </m:r>
+            <m:r>
+              <m:rPr>
+                <m:sty m:val="p"/>
+              </m:rPr>
+              <m:t>,</m:t>
+            </m:r>
+            <m:r>
+              <m:t> </m:t>
+            </m:r>
+            <m:r>
+              <m:t>0.1325</m:t>
+            </m:r>
+            <m:r>
+              <m:rPr>
+                <m:sty m:val="p"/>
+              </m:rPr>
+              <m:t>,</m:t>
+            </m:r>
+            <m:r>
+              <m:t> </m:t>
+            </m:r>
+            <m:r>
+              <m:t>0.101</m:t>
+            </m:r>
+          </m:e>
+        </m:d>
       </m:oMath>
       <w:r>
         <w:t xml:space="preserve">，均与落足盘理论位姿一致。</w:t>
@@ -3733,6 +4363,9 @@
           <m:t>y</m:t>
         </m:r>
         <m:r>
+          <m:rPr>
+            <m:sty m:val="p"/>
+          </m:rPr>
           <m:t>=</m:t>
         </m:r>
         <m:r>
@@ -3750,6 +4383,9 @@
       </w:r>
       <m:oMath>
         <m:r>
+          <m:rPr>
+            <m:sty m:val="p"/>
+          </m:rPr>
           <m:t>+</m:t>
         </m:r>
         <m:r>
@@ -3767,6 +4403,9 @@
       </w:r>
       <m:oMath>
         <m:r>
+          <m:rPr>
+            <m:sty m:val="p"/>
+          </m:rPr>
           <m:t>+</m:t>
         </m:r>
         <m:r>
@@ -3809,6 +4448,9 @@
       </w:r>
       <m:oMath>
         <m:r>
+          <m:rPr>
+            <m:sty m:val="p"/>
+          </m:rPr>
           <m:t>+</m:t>
         </m:r>
         <m:r>
@@ -3848,24 +4490,23 @@
       <w:pPr>
         <w:pStyle w:val="CaptionedFigure"/>
       </w:pPr>
-      <w:bookmarkStart w:id="32" w:name="fig:init"/>
       <w:r>
         <w:drawing>
           <wp:inline>
-            <wp:extent cx="5334000" cy="4000500"/>
+            <wp:extent cx="4267200" cy="3200400"/>
             <wp:effectExtent b="0" l="0" r="0" t="0"/>
-            <wp:docPr descr="初始位形（场景总览，两足位于顶部落足盘）" title="" id="1" name="Picture"/>
+            <wp:docPr descr="" title="" id="31" name="Picture"/>
             <a:graphic>
               <a:graphicData uri="http://schemas.openxmlformats.org/drawingml/2006/picture">
                 <pic:pic>
                   <pic:nvPicPr>
-                    <pic:cNvPr descr="initial_pose.png" id="0" name="Picture"/>
+                    <pic:cNvPr descr="initial_pose.png" id="32" name="Picture"/>
                     <pic:cNvPicPr>
                       <a:picLocks noChangeArrowheads="1" noChangeAspect="1"/>
                     </pic:cNvPicPr>
                   </pic:nvPicPr>
                   <pic:blipFill>
-                    <a:blip r:embed="rId31"/>
+                    <a:blip r:embed="rId30"/>
                     <a:stretch>
                       <a:fillRect/>
                     </a:stretch>
@@ -3873,7 +4514,7 @@
                   <pic:spPr bwMode="auto">
                     <a:xfrm>
                       <a:off x="0" y="0"/>
-                      <a:ext cx="5334000" cy="4000500"/>
+                      <a:ext cx="4267200" cy="3200400"/>
                     </a:xfrm>
                     <a:prstGeom prst="rect">
                       <a:avLst/>
@@ -3891,7 +4532,6 @@
           </wp:inline>
         </w:drawing>
       </w:r>
-      <w:bookmarkEnd w:id="32"/>
     </w:p>
     <w:p>
       <w:pPr>
@@ -3905,18 +4545,17 @@
       <w:pPr>
         <w:pStyle w:val="CaptionedFigure"/>
       </w:pPr>
-      <w:bookmarkStart w:id="34" w:name="fig:step1"/>
       <w:r>
         <w:drawing>
           <wp:inline>
-            <wp:extent cx="5334000" cy="4000500"/>
+            <wp:extent cx="4267200" cy="3200400"/>
             <wp:effectExtent b="0" l="0" r="0" t="0"/>
-            <wp:docPr descr="第 1 步摆动过程（左足越过支撑足摆向位置 1）" title="" id="1" name="Picture"/>
+            <wp:docPr descr="" title="" id="34" name="Picture"/>
             <a:graphic>
               <a:graphicData uri="http://schemas.openxmlformats.org/drawingml/2006/picture">
                 <pic:pic>
                   <pic:nvPicPr>
-                    <pic:cNvPr descr="step1_swing.png" id="0" name="Picture"/>
+                    <pic:cNvPr descr="step1_swing.png" id="35" name="Picture"/>
                     <pic:cNvPicPr>
                       <a:picLocks noChangeArrowheads="1" noChangeAspect="1"/>
                     </pic:cNvPicPr>
@@ -3930,7 +4569,7 @@
                   <pic:spPr bwMode="auto">
                     <a:xfrm>
                       <a:off x="0" y="0"/>
-                      <a:ext cx="5334000" cy="4000500"/>
+                      <a:ext cx="4267200" cy="3200400"/>
                     </a:xfrm>
                     <a:prstGeom prst="rect">
                       <a:avLst/>
@@ -3948,7 +4587,6 @@
           </wp:inline>
         </w:drawing>
       </w:r>
-      <w:bookmarkEnd w:id="34"/>
     </w:p>
     <w:p>
       <w:pPr>
@@ -3962,24 +4600,23 @@
       <w:pPr>
         <w:pStyle w:val="CaptionedFigure"/>
       </w:pPr>
-      <w:bookmarkStart w:id="36" w:name="fig:step2swing"/>
       <w:r>
         <w:drawing>
           <wp:inline>
-            <wp:extent cx="5334000" cy="4776716"/>
+            <wp:extent cx="4267200" cy="3821373"/>
             <wp:effectExtent b="0" l="0" r="0" t="0"/>
-            <wp:docPr descr="第 2 步摆动过程（右足在舱体上方转入侧面姿态）" title="" id="1" name="Picture"/>
+            <wp:docPr descr="" title="" id="37" name="Picture"/>
             <a:graphic>
               <a:graphicData uri="http://schemas.openxmlformats.org/drawingml/2006/picture">
                 <pic:pic>
                   <pic:nvPicPr>
-                    <pic:cNvPr descr="step2_swing.png" id="0" name="Picture"/>
+                    <pic:cNvPr descr="step2_swing.png" id="38" name="Picture"/>
                     <pic:cNvPicPr>
                       <a:picLocks noChangeArrowheads="1" noChangeAspect="1"/>
                     </pic:cNvPicPr>
                   </pic:nvPicPr>
                   <pic:blipFill>
-                    <a:blip r:embed="rId35"/>
+                    <a:blip r:embed="rId36"/>
                     <a:stretch>
                       <a:fillRect/>
                     </a:stretch>
@@ -3987,7 +4624,7 @@
                   <pic:spPr bwMode="auto">
                     <a:xfrm>
                       <a:off x="0" y="0"/>
-                      <a:ext cx="5334000" cy="4776716"/>
+                      <a:ext cx="4267200" cy="3821373"/>
                     </a:xfrm>
                     <a:prstGeom prst="rect">
                       <a:avLst/>
@@ -4005,7 +4642,6 @@
           </wp:inline>
         </w:drawing>
       </w:r>
-      <w:bookmarkEnd w:id="36"/>
     </w:p>
     <w:p>
       <w:pPr>
@@ -4019,24 +4655,23 @@
       <w:pPr>
         <w:pStyle w:val="CaptionedFigure"/>
       </w:pPr>
-      <w:bookmarkStart w:id="38" w:name="fig:step2dock"/>
       <w:r>
         <w:drawing>
           <wp:inline>
-            <wp:extent cx="5334000" cy="4776716"/>
+            <wp:extent cx="4267200" cy="3821373"/>
             <wp:effectExtent b="0" l="0" r="0" t="0"/>
-            <wp:docPr descr="第 2 步沿侧面落足盘 +y 法线逼近（臂杆绕过舱体，无穿透）" title="" id="1" name="Picture"/>
+            <wp:docPr descr="" title="" id="40" name="Picture"/>
             <a:graphic>
               <a:graphicData uri="http://schemas.openxmlformats.org/drawingml/2006/picture">
                 <pic:pic>
                   <pic:nvPicPr>
-                    <pic:cNvPr descr="step2_dock.png" id="0" name="Picture"/>
+                    <pic:cNvPr descr="step2_dock.png" id="41" name="Picture"/>
                     <pic:cNvPicPr>
                       <a:picLocks noChangeArrowheads="1" noChangeAspect="1"/>
                     </pic:cNvPicPr>
                   </pic:nvPicPr>
                   <pic:blipFill>
-                    <a:blip r:embed="rId37"/>
+                    <a:blip r:embed="rId39"/>
                     <a:stretch>
                       <a:fillRect/>
                     </a:stretch>
@@ -4044,7 +4679,7 @@
                   <pic:spPr bwMode="auto">
                     <a:xfrm>
                       <a:off x="0" y="0"/>
-                      <a:ext cx="5334000" cy="4776716"/>
+                      <a:ext cx="4267200" cy="3821373"/>
                     </a:xfrm>
                     <a:prstGeom prst="rect">
                       <a:avLst/>
@@ -4062,7 +4697,6 @@
           </wp:inline>
         </w:drawing>
       </w:r>
-      <w:bookmarkEnd w:id="38"/>
     </w:p>
     <w:p>
       <w:pPr>
@@ -4076,6 +4710,9 @@
       </w:r>
       <m:oMath>
         <m:r>
+          <m:rPr>
+            <m:sty m:val="p"/>
+          </m:rPr>
           <m:t>+</m:t>
         </m:r>
         <m:r>
@@ -4093,24 +4730,23 @@
       <w:pPr>
         <w:pStyle w:val="CaptionedFigure"/>
       </w:pPr>
-      <w:bookmarkStart w:id="40" w:name="fig:final"/>
       <w:r>
         <w:drawing>
           <wp:inline>
-            <wp:extent cx="5334000" cy="4776716"/>
+            <wp:extent cx="4267200" cy="3821373"/>
             <wp:effectExtent b="0" l="0" r="0" t="0"/>
-            <wp:docPr descr="行走完成（左足位于位置 1，右足吸合于侧面位置 2）" title="" id="1" name="Picture"/>
+            <wp:docPr descr="" title="" id="43" name="Picture"/>
             <a:graphic>
               <a:graphicData uri="http://schemas.openxmlformats.org/drawingml/2006/picture">
                 <pic:pic>
                   <pic:nvPicPr>
-                    <pic:cNvPr descr="final_docked.png" id="0" name="Picture"/>
+                    <pic:cNvPr descr="final_docked.png" id="44" name="Picture"/>
                     <pic:cNvPicPr>
                       <a:picLocks noChangeArrowheads="1" noChangeAspect="1"/>
                     </pic:cNvPicPr>
                   </pic:nvPicPr>
                   <pic:blipFill>
-                    <a:blip r:embed="rId39"/>
+                    <a:blip r:embed="rId42"/>
                     <a:stretch>
                       <a:fillRect/>
                     </a:stretch>
@@ -4118,7 +4754,7 @@
                   <pic:spPr bwMode="auto">
                     <a:xfrm>
                       <a:off x="0" y="0"/>
-                      <a:ext cx="5334000" cy="4776716"/>
+                      <a:ext cx="4267200" cy="3821373"/>
                     </a:xfrm>
                     <a:prstGeom prst="rect">
                       <a:avLst/>
@@ -4136,7 +4772,6 @@
           </wp:inline>
         </w:drawing>
       </w:r>
-      <w:bookmarkEnd w:id="40"/>
     </w:p>
     <w:p>
       <w:pPr>
@@ -4150,24 +4785,23 @@
       <w:pPr>
         <w:pStyle w:val="CaptionedFigure"/>
       </w:pPr>
-      <w:bookmarkStart w:id="42" w:name="fig:curves"/>
       <w:r>
         <w:drawing>
           <wp:inline>
-            <wp:extent cx="5334000" cy="5926666"/>
+            <wp:extent cx="4533900" cy="5037666"/>
             <wp:effectExtent b="0" l="0" r="0" t="0"/>
-            <wp:docPr descr="关节位置/速度/加速度曲线" title="" id="1" name="Picture"/>
+            <wp:docPr descr="" title="" id="46" name="Picture"/>
             <a:graphic>
               <a:graphicData uri="http://schemas.openxmlformats.org/drawingml/2006/picture">
                 <pic:pic>
                   <pic:nvPicPr>
-                    <pic:cNvPr descr="joint_curves.png" id="0" name="Picture"/>
+                    <pic:cNvPr descr="joint_curves.png" id="47" name="Picture"/>
                     <pic:cNvPicPr>
                       <a:picLocks noChangeArrowheads="1" noChangeAspect="1"/>
                     </pic:cNvPicPr>
                   </pic:nvPicPr>
                   <pic:blipFill>
-                    <a:blip r:embed="rId41"/>
+                    <a:blip r:embed="rId45"/>
                     <a:stretch>
                       <a:fillRect/>
                     </a:stretch>
@@ -4175,7 +4809,7 @@
                   <pic:spPr bwMode="auto">
                     <a:xfrm>
                       <a:off x="0" y="0"/>
-                      <a:ext cx="5334000" cy="5926666"/>
+                      <a:ext cx="4533900" cy="5037666"/>
                     </a:xfrm>
                     <a:prstGeom prst="rect">
                       <a:avLst/>
@@ -4193,7 +4827,6 @@
           </wp:inline>
         </w:drawing>
       </w:r>
-      <w:bookmarkEnd w:id="42"/>
     </w:p>
     <w:p>
       <w:pPr>
@@ -4207,24 +4840,23 @@
       <w:pPr>
         <w:pStyle w:val="CaptionedFigure"/>
       </w:pPr>
-      <w:bookmarkStart w:id="44" w:name="fig:feet"/>
       <w:r>
         <w:drawing>
           <wp:inline>
-            <wp:extent cx="5334000" cy="2667000"/>
+            <wp:extent cx="4533900" cy="2266950"/>
             <wp:effectExtent b="0" l="0" r="0" t="0"/>
-            <wp:docPr descr="两足端位置随时间变化曲线" title="" id="1" name="Picture"/>
+            <wp:docPr descr="" title="" id="49" name="Picture"/>
             <a:graphic>
               <a:graphicData uri="http://schemas.openxmlformats.org/drawingml/2006/picture">
                 <pic:pic>
                   <pic:nvPicPr>
-                    <pic:cNvPr descr="foot_positions.png" id="0" name="Picture"/>
+                    <pic:cNvPr descr="foot_positions.png" id="50" name="Picture"/>
                     <pic:cNvPicPr>
                       <a:picLocks noChangeArrowheads="1" noChangeAspect="1"/>
                     </pic:cNvPicPr>
                   </pic:nvPicPr>
                   <pic:blipFill>
-                    <a:blip r:embed="rId43"/>
+                    <a:blip r:embed="rId48"/>
                     <a:stretch>
                       <a:fillRect/>
                     </a:stretch>
@@ -4232,7 +4864,7 @@
                   <pic:spPr bwMode="auto">
                     <a:xfrm>
                       <a:off x="0" y="0"/>
-                      <a:ext cx="5334000" cy="2667000"/>
+                      <a:ext cx="4533900" cy="2266950"/>
                     </a:xfrm>
                     <a:prstGeom prst="rect">
                       <a:avLst/>
@@ -4250,7 +4882,6 @@
           </wp:inline>
         </w:drawing>
       </w:r>
-      <w:bookmarkEnd w:id="44"/>
     </w:p>
     <w:p>
       <w:pPr>
@@ -4260,6 +4891,1081 @@
         <w:t xml:space="preserve">两足端位置随时间变化曲线</w:t>
       </w:r>
     </w:p>
+    <w:bookmarkStart w:id="52" w:name="运动学与轨迹的仿真验证"/>
+    <w:p>
+      <w:pPr>
+        <w:pStyle w:val="Heading2"/>
+      </w:pPr>
+      <w:r>
+        <w:t xml:space="preserve">运动学与轨迹的仿真验证</w:t>
+      </w:r>
+    </w:p>
+    <w:p>
+      <w:pPr>
+        <w:pStyle w:val="FirstParagraph"/>
+      </w:pPr>
+      <w:r>
+        <w:t xml:space="preserve">为验证正/逆运动学模型的正确性，将若干组关节角逐一通过 ZeroMQ Remote API 设入 CoppeliaSim，读取仿真界面中</w:t>
+      </w:r>
+      <w:r>
+        <w:t xml:space="preserve"> </w:t>
+      </w:r>
+      <w:r>
+        <w:rPr>
+          <w:rStyle w:val="VerbatimChar"/>
+        </w:rPr>
+        <w:t xml:space="preserve">R_Base</w:t>
+      </w:r>
+      <w:r>
+        <w:t xml:space="preserve"> </w:t>
+      </w:r>
+      <w:r>
+        <w:t xml:space="preserve">的世界位姿，与链式正运动学</w:t>
+      </w:r>
+      <w:r>
+        <w:t xml:space="preserve"> </w:t>
+      </w:r>
+      <m:oMath>
+        <m:r>
+          <m:t>T</m:t>
+        </m:r>
+        <m:r>
+          <m:rPr>
+            <m:sty m:val="p"/>
+          </m:rPr>
+          <m:t>=</m:t>
+        </m:r>
+        <m:sSub>
+          <m:e>
+            <m:r>
+              <m:t>T</m:t>
+            </m:r>
+          </m:e>
+          <m:sub>
+            <m:r>
+              <m:rPr>
+                <m:nor/>
+                <m:sty m:val="p"/>
+              </m:rPr>
+              <m:t>L_Base</m:t>
+            </m:r>
+          </m:sub>
+        </m:sSub>
+        <m:r>
+          <m:rPr>
+            <m:sty m:val="p"/>
+          </m:rPr>
+          <m:t>⋅</m:t>
+        </m:r>
+        <m:sSup>
+          <m:e>
+            <m:r>
+              <m:t>​</m:t>
+            </m:r>
+          </m:e>
+          <m:sup>
+            <m:r>
+              <m:t>0</m:t>
+            </m:r>
+          </m:sup>
+        </m:sSup>
+        <m:sSub>
+          <m:e>
+            <m:r>
+              <m:t>T</m:t>
+            </m:r>
+          </m:e>
+          <m:sub>
+            <m:r>
+              <m:t>7</m:t>
+            </m:r>
+          </m:sub>
+        </m:sSub>
+        <m:d>
+          <m:dPr>
+            <m:begChr m:val="("/>
+            <m:endChr m:val=")"/>
+            <m:sepChr m:val=""/>
+            <m:grow/>
+          </m:dPr>
+          <m:e>
+            <m:r>
+              <m:t>q</m:t>
+            </m:r>
+          </m:e>
+        </m:d>
+      </m:oMath>
+      <w:r>
+        <w:t xml:space="preserve"> </w:t>
+      </w:r>
+      <w:r>
+        <w:t xml:space="preserve">的预测值逐组比对，结果如表 </w:t>
+      </w:r>
+      <w:hyperlink w:anchor="tab:verify">
+        <w:r>
+          <w:rPr>
+            <w:rStyle w:val="Hyperlink"/>
+          </w:rPr>
+          <w:t xml:space="preserve">2</w:t>
+        </w:r>
+      </w:hyperlink>
+      <w:r>
+        <w:t xml:space="preserve">。三组任意位形（含零位与两组随机角）以及逆运动学的</w:t>
+      </w:r>
+      <w:r>
+        <w:t xml:space="preserve">“</w:t>
+      </w:r>
+      <w:r>
+        <w:t xml:space="preserve">肘上/肘下</w:t>
+      </w:r>
+      <w:r>
+        <w:t xml:space="preserve">”</w:t>
+      </w:r>
+      <w:r>
+        <w:t xml:space="preserve">两解，末端位置误差均为</w:t>
+      </w:r>
+      <w:r>
+        <w:t xml:space="preserve"> </w:t>
+      </w:r>
+      <m:oMath>
+        <m:r>
+          <m:t>0</m:t>
+        </m:r>
+      </m:oMath>
+      <w:r>
+        <w:t xml:space="preserve">（数值层面</w:t>
+      </w:r>
+      <w:r>
+        <w:t xml:space="preserve"> </w:t>
+      </w:r>
+      <m:oMath>
+        <m:r>
+          <m:rPr>
+            <m:sty m:val="p"/>
+          </m:rPr>
+          <m:t>∼</m:t>
+        </m:r>
+        <m:sSup>
+          <m:e>
+            <m:r>
+              <m:t>10</m:t>
+            </m:r>
+          </m:e>
+          <m:sup>
+            <m:r>
+              <m:rPr>
+                <m:sty m:val="p"/>
+              </m:rPr>
+              <m:t>−</m:t>
+            </m:r>
+            <m:r>
+              <m:t>13</m:t>
+            </m:r>
+          </m:sup>
+        </m:sSup>
+      </m:oMath>
+      <w:r>
+        <w:t xml:space="preserve"> m），且两个逆解到达完全相同的目标位姿</w:t>
+      </w:r>
+      <w:r>
+        <w:t xml:space="preserve"> </w:t>
+      </w:r>
+      <m:oMath>
+        <m:d>
+          <m:dPr>
+            <m:begChr m:val="("/>
+            <m:endChr m:val=")"/>
+            <m:sepChr m:val=""/>
+            <m:grow/>
+          </m:dPr>
+          <m:e>
+            <m:r>
+              <m:t>1.25</m:t>
+            </m:r>
+            <m:r>
+              <m:rPr>
+                <m:sty m:val="p"/>
+              </m:rPr>
+              <m:t>,</m:t>
+            </m:r>
+            <m:r>
+              <m:t> </m:t>
+            </m:r>
+            <m:r>
+              <m:t>0</m:t>
+            </m:r>
+            <m:r>
+              <m:rPr>
+                <m:sty m:val="p"/>
+              </m:rPr>
+              <m:t>,</m:t>
+            </m:r>
+            <m:r>
+              <m:t> </m:t>
+            </m:r>
+            <m:r>
+              <m:t>0.385</m:t>
+            </m:r>
+          </m:e>
+        </m:d>
+      </m:oMath>
+      <w:r>
+        <w:t xml:space="preserve">，印证了解析解的双分支性质。</w:t>
+      </w:r>
+    </w:p>
+    <w:bookmarkStart w:id="51" w:name="tab:verify"/>
+    <w:p>
+      <w:pPr>
+        <w:pStyle w:val="TableCaption"/>
+      </w:pPr>
+      <w:r>
+        <w:t xml:space="preserve">关节角设入仿真后</w:t>
+      </w:r>
+      <w:r>
+        <w:t xml:space="preserve"> </w:t>
+      </w:r>
+      <w:r>
+        <w:rPr>
+          <w:rStyle w:val="VerbatimChar"/>
+        </w:rPr>
+        <w:t xml:space="preserve">R_Base</w:t>
+      </w:r>
+      <w:r>
+        <w:t xml:space="preserve"> </w:t>
+      </w:r>
+      <w:r>
+        <w:t xml:space="preserve">世界位姿：仿真界面读数 vs 链式正运动学</w:t>
+      </w:r>
+    </w:p>
+    <w:tbl>
+      <w:tblPr>
+        <w:tblStyle w:val="Table"/>
+        <w:tblW w:type="auto" w:w="0"/>
+        <w:tblLook w:firstRow="1" w:lastRow="0" w:firstColumn="0" w:lastColumn="0" w:noHBand="0" w:noVBand="0" w:val="0020"/>
+        <w:jc w:val="start"/>
+        <w:tblCaption w:val="关节角设入仿真后 R_Base 世界位姿：仿真界面读数 vs 链式正运动学"/>
+      </w:tblPr>
+      <w:tblGrid>
+        <w:gridCol w:w="1980"/>
+        <w:gridCol w:w="1980"/>
+        <w:gridCol w:w="1980"/>
+        <w:gridCol w:w="1980"/>
+      </w:tblGrid>
+      <w:tr>
+        <w:trPr>
+          <w:tblHeader w:val="true"/>
+        </w:trPr>
+        <w:tc>
+          <w:tcPr/>
+          <w:p>
+            <w:pPr>
+              <w:pStyle w:val="Compact"/>
+              <w:jc w:val="left"/>
+            </w:pPr>
+            <w:r>
+              <w:t xml:space="preserve">配置</w:t>
+            </w:r>
+          </w:p>
+        </w:tc>
+        <w:tc>
+          <w:tcPr/>
+          <w:p>
+            <w:pPr>
+              <w:pStyle w:val="Compact"/>
+              <w:jc w:val="center"/>
+            </w:pPr>
+            <w:r>
+              <w:t xml:space="preserve">仿真界面</w:t>
+            </w:r>
+            <w:r>
+              <w:t xml:space="preserve"> </w:t>
+            </w:r>
+            <m:oMath>
+              <m:d>
+                <m:dPr>
+                  <m:begChr m:val="("/>
+                  <m:endChr m:val=")"/>
+                  <m:sepChr m:val=""/>
+                  <m:grow/>
+                </m:dPr>
+                <m:e>
+                  <m:r>
+                    <m:t>x</m:t>
+                  </m:r>
+                  <m:r>
+                    <m:rPr>
+                      <m:sty m:val="p"/>
+                    </m:rPr>
+                    <m:t>,</m:t>
+                  </m:r>
+                  <m:r>
+                    <m:t>y</m:t>
+                  </m:r>
+                  <m:r>
+                    <m:rPr>
+                      <m:sty m:val="p"/>
+                    </m:rPr>
+                    <m:t>,</m:t>
+                  </m:r>
+                  <m:r>
+                    <m:t>z</m:t>
+                  </m:r>
+                </m:e>
+              </m:d>
+            </m:oMath>
+            <w:r>
+              <w:t xml:space="preserve">/m</w:t>
+            </w:r>
+          </w:p>
+        </w:tc>
+        <w:tc>
+          <w:tcPr/>
+          <w:p>
+            <w:pPr>
+              <w:pStyle w:val="Compact"/>
+              <w:jc w:val="center"/>
+            </w:pPr>
+            <w:r>
+              <w:t xml:space="preserve">链式 FK</w:t>
+            </w:r>
+            <w:r>
+              <w:t xml:space="preserve"> </w:t>
+            </w:r>
+            <m:oMath>
+              <m:d>
+                <m:dPr>
+                  <m:begChr m:val="("/>
+                  <m:endChr m:val=")"/>
+                  <m:sepChr m:val=""/>
+                  <m:grow/>
+                </m:dPr>
+                <m:e>
+                  <m:r>
+                    <m:t>x</m:t>
+                  </m:r>
+                  <m:r>
+                    <m:rPr>
+                      <m:sty m:val="p"/>
+                    </m:rPr>
+                    <m:t>,</m:t>
+                  </m:r>
+                  <m:r>
+                    <m:t>y</m:t>
+                  </m:r>
+                  <m:r>
+                    <m:rPr>
+                      <m:sty m:val="p"/>
+                    </m:rPr>
+                    <m:t>,</m:t>
+                  </m:r>
+                  <m:r>
+                    <m:t>z</m:t>
+                  </m:r>
+                </m:e>
+              </m:d>
+            </m:oMath>
+            <w:r>
+              <w:t xml:space="preserve">/m</w:t>
+            </w:r>
+          </w:p>
+        </w:tc>
+        <w:tc>
+          <w:tcPr/>
+          <w:p>
+            <w:pPr>
+              <w:pStyle w:val="Compact"/>
+              <w:jc w:val="center"/>
+            </w:pPr>
+            <w:r>
+              <w:t xml:space="preserve">位置误差</w:t>
+            </w:r>
+          </w:p>
+        </w:tc>
+      </w:tr>
+      <w:tr>
+        <w:tc>
+          <w:tcPr/>
+          <w:p>
+            <w:pPr>
+              <w:pStyle w:val="Compact"/>
+              <w:jc w:val="left"/>
+            </w:pPr>
+            <w:r>
+              <w:t xml:space="preserve">零位</w:t>
+            </w:r>
+            <w:r>
+              <w:t xml:space="preserve"> </w:t>
+            </w:r>
+            <m:oMath>
+              <m:r>
+                <m:t>q</m:t>
+              </m:r>
+              <m:r>
+                <m:rPr>
+                  <m:sty m:val="p"/>
+                </m:rPr>
+                <m:t>=</m:t>
+              </m:r>
+              <m:r>
+                <m:t>0</m:t>
+              </m:r>
+            </m:oMath>
+          </w:p>
+        </w:tc>
+        <w:tc>
+          <w:tcPr/>
+          <w:p>
+            <w:pPr>
+              <w:pStyle w:val="Compact"/>
+              <w:jc w:val="center"/>
+            </w:pPr>
+            <m:oMath>
+              <m:d>
+                <m:dPr>
+                  <m:begChr m:val="("/>
+                  <m:endChr m:val=")"/>
+                  <m:sepChr m:val=""/>
+                  <m:grow/>
+                </m:dPr>
+                <m:e>
+                  <m:r>
+                    <m:t>0.350</m:t>
+                  </m:r>
+                  <m:r>
+                    <m:rPr>
+                      <m:sty m:val="p"/>
+                    </m:rPr>
+                    <m:t>,</m:t>
+                  </m:r>
+                  <m:r>
+                    <m:t> </m:t>
+                  </m:r>
+                  <m:r>
+                    <m:t>0</m:t>
+                  </m:r>
+                  <m:r>
+                    <m:rPr>
+                      <m:sty m:val="p"/>
+                    </m:rPr>
+                    <m:t>,</m:t>
+                  </m:r>
+                  <m:r>
+                    <m:t> </m:t>
+                  </m:r>
+                  <m:r>
+                    <m:t>0.235</m:t>
+                  </m:r>
+                </m:e>
+              </m:d>
+            </m:oMath>
+          </w:p>
+        </w:tc>
+        <w:tc>
+          <w:tcPr/>
+          <w:p>
+            <w:pPr>
+              <w:pStyle w:val="Compact"/>
+              <w:jc w:val="center"/>
+            </w:pPr>
+            <m:oMath>
+              <m:d>
+                <m:dPr>
+                  <m:begChr m:val="("/>
+                  <m:endChr m:val=")"/>
+                  <m:sepChr m:val=""/>
+                  <m:grow/>
+                </m:dPr>
+                <m:e>
+                  <m:r>
+                    <m:t>0.350</m:t>
+                  </m:r>
+                  <m:r>
+                    <m:rPr>
+                      <m:sty m:val="p"/>
+                    </m:rPr>
+                    <m:t>,</m:t>
+                  </m:r>
+                  <m:r>
+                    <m:t> </m:t>
+                  </m:r>
+                  <m:r>
+                    <m:t>0</m:t>
+                  </m:r>
+                  <m:r>
+                    <m:rPr>
+                      <m:sty m:val="p"/>
+                    </m:rPr>
+                    <m:t>,</m:t>
+                  </m:r>
+                  <m:r>
+                    <m:t> </m:t>
+                  </m:r>
+                  <m:r>
+                    <m:t>0.235</m:t>
+                  </m:r>
+                </m:e>
+              </m:d>
+            </m:oMath>
+          </w:p>
+        </w:tc>
+        <w:tc>
+          <w:tcPr/>
+          <w:p>
+            <w:pPr>
+              <w:pStyle w:val="Compact"/>
+              <w:jc w:val="center"/>
+            </w:pPr>
+            <m:oMath>
+              <m:r>
+                <m:t>0</m:t>
+              </m:r>
+            </m:oMath>
+          </w:p>
+        </w:tc>
+      </w:tr>
+      <w:tr>
+        <w:tc>
+          <w:tcPr/>
+          <w:p>
+            <w:pPr>
+              <w:pStyle w:val="Compact"/>
+              <w:jc w:val="left"/>
+            </w:pPr>
+            <w:r>
+              <w:t xml:space="preserve">任意位形 A</w:t>
+            </w:r>
+          </w:p>
+        </w:tc>
+        <w:tc>
+          <w:tcPr/>
+          <w:p>
+            <w:pPr>
+              <w:pStyle w:val="Compact"/>
+              <w:jc w:val="center"/>
+            </w:pPr>
+            <m:oMath>
+              <m:d>
+                <m:dPr>
+                  <m:begChr m:val="("/>
+                  <m:endChr m:val=")"/>
+                  <m:sepChr m:val=""/>
+                  <m:grow/>
+                </m:dPr>
+                <m:e>
+                  <m:r>
+                    <m:t>0.590</m:t>
+                  </m:r>
+                  <m:r>
+                    <m:rPr>
+                      <m:sty m:val="p"/>
+                    </m:rPr>
+                    <m:t>,</m:t>
+                  </m:r>
+                  <m:r>
+                    <m:t> </m:t>
+                  </m:r>
+                  <m:r>
+                    <m:rPr>
+                      <m:sty m:val="p"/>
+                    </m:rPr>
+                    <m:t>−</m:t>
+                  </m:r>
+                  <m:r>
+                    <m:t>0.441</m:t>
+                  </m:r>
+                  <m:r>
+                    <m:rPr>
+                      <m:sty m:val="p"/>
+                    </m:rPr>
+                    <m:t>,</m:t>
+                  </m:r>
+                  <m:r>
+                    <m:t> </m:t>
+                  </m:r>
+                  <m:r>
+                    <m:t>0.566</m:t>
+                  </m:r>
+                </m:e>
+              </m:d>
+            </m:oMath>
+          </w:p>
+        </w:tc>
+        <w:tc>
+          <w:tcPr/>
+          <w:p>
+            <w:pPr>
+              <w:pStyle w:val="Compact"/>
+              <w:jc w:val="center"/>
+            </w:pPr>
+            <m:oMath>
+              <m:d>
+                <m:dPr>
+                  <m:begChr m:val="("/>
+                  <m:endChr m:val=")"/>
+                  <m:sepChr m:val=""/>
+                  <m:grow/>
+                </m:dPr>
+                <m:e>
+                  <m:r>
+                    <m:t>0.590</m:t>
+                  </m:r>
+                  <m:r>
+                    <m:rPr>
+                      <m:sty m:val="p"/>
+                    </m:rPr>
+                    <m:t>,</m:t>
+                  </m:r>
+                  <m:r>
+                    <m:t> </m:t>
+                  </m:r>
+                  <m:r>
+                    <m:rPr>
+                      <m:sty m:val="p"/>
+                    </m:rPr>
+                    <m:t>−</m:t>
+                  </m:r>
+                  <m:r>
+                    <m:t>0.441</m:t>
+                  </m:r>
+                  <m:r>
+                    <m:rPr>
+                      <m:sty m:val="p"/>
+                    </m:rPr>
+                    <m:t>,</m:t>
+                  </m:r>
+                  <m:r>
+                    <m:t> </m:t>
+                  </m:r>
+                  <m:r>
+                    <m:t>0.566</m:t>
+                  </m:r>
+                </m:e>
+              </m:d>
+            </m:oMath>
+          </w:p>
+        </w:tc>
+        <w:tc>
+          <w:tcPr/>
+          <w:p>
+            <w:pPr>
+              <w:pStyle w:val="Compact"/>
+              <w:jc w:val="center"/>
+            </w:pPr>
+            <m:oMath>
+              <m:r>
+                <m:t>0</m:t>
+              </m:r>
+            </m:oMath>
+          </w:p>
+        </w:tc>
+      </w:tr>
+      <w:tr>
+        <w:tc>
+          <w:tcPr/>
+          <w:p>
+            <w:pPr>
+              <w:pStyle w:val="Compact"/>
+              <w:jc w:val="left"/>
+            </w:pPr>
+            <w:r>
+              <w:t xml:space="preserve">任意位形 B</w:t>
+            </w:r>
+          </w:p>
+        </w:tc>
+        <w:tc>
+          <w:tcPr/>
+          <w:p>
+            <w:pPr>
+              <w:pStyle w:val="Compact"/>
+              <w:jc w:val="center"/>
+            </w:pPr>
+            <m:oMath>
+              <m:d>
+                <m:dPr>
+                  <m:begChr m:val="("/>
+                  <m:endChr m:val=")"/>
+                  <m:sepChr m:val=""/>
+                  <m:grow/>
+                </m:dPr>
+                <m:e>
+                  <m:r>
+                    <m:t>0.529</m:t>
+                  </m:r>
+                  <m:r>
+                    <m:rPr>
+                      <m:sty m:val="p"/>
+                    </m:rPr>
+                    <m:t>,</m:t>
+                  </m:r>
+                  <m:r>
+                    <m:t> </m:t>
+                  </m:r>
+                  <m:r>
+                    <m:rPr>
+                      <m:sty m:val="p"/>
+                    </m:rPr>
+                    <m:t>−</m:t>
+                  </m:r>
+                  <m:r>
+                    <m:t>0.585</m:t>
+                  </m:r>
+                  <m:r>
+                    <m:rPr>
+                      <m:sty m:val="p"/>
+                    </m:rPr>
+                    <m:t>,</m:t>
+                  </m:r>
+                  <m:r>
+                    <m:t> </m:t>
+                  </m:r>
+                  <m:r>
+                    <m:t>0.061</m:t>
+                  </m:r>
+                </m:e>
+              </m:d>
+            </m:oMath>
+          </w:p>
+        </w:tc>
+        <w:tc>
+          <w:tcPr/>
+          <w:p>
+            <w:pPr>
+              <w:pStyle w:val="Compact"/>
+              <w:jc w:val="center"/>
+            </w:pPr>
+            <m:oMath>
+              <m:d>
+                <m:dPr>
+                  <m:begChr m:val="("/>
+                  <m:endChr m:val=")"/>
+                  <m:sepChr m:val=""/>
+                  <m:grow/>
+                </m:dPr>
+                <m:e>
+                  <m:r>
+                    <m:t>0.529</m:t>
+                  </m:r>
+                  <m:r>
+                    <m:rPr>
+                      <m:sty m:val="p"/>
+                    </m:rPr>
+                    <m:t>,</m:t>
+                  </m:r>
+                  <m:r>
+                    <m:t> </m:t>
+                  </m:r>
+                  <m:r>
+                    <m:rPr>
+                      <m:sty m:val="p"/>
+                    </m:rPr>
+                    <m:t>−</m:t>
+                  </m:r>
+                  <m:r>
+                    <m:t>0.585</m:t>
+                  </m:r>
+                  <m:r>
+                    <m:rPr>
+                      <m:sty m:val="p"/>
+                    </m:rPr>
+                    <m:t>,</m:t>
+                  </m:r>
+                  <m:r>
+                    <m:t> </m:t>
+                  </m:r>
+                  <m:r>
+                    <m:t>0.061</m:t>
+                  </m:r>
+                </m:e>
+              </m:d>
+            </m:oMath>
+          </w:p>
+        </w:tc>
+        <w:tc>
+          <w:tcPr/>
+          <w:p>
+            <w:pPr>
+              <w:pStyle w:val="Compact"/>
+              <w:jc w:val="center"/>
+            </w:pPr>
+            <m:oMath>
+              <m:r>
+                <m:t>0</m:t>
+              </m:r>
+            </m:oMath>
+          </w:p>
+        </w:tc>
+      </w:tr>
+      <w:tr>
+        <w:tc>
+          <w:tcPr/>
+          <w:p>
+            <w:pPr>
+              <w:pStyle w:val="Compact"/>
+              <w:jc w:val="left"/>
+            </w:pPr>
+            <w:r>
+              <w:t xml:space="preserve">IK 解（肘上）</w:t>
+            </w:r>
+          </w:p>
+        </w:tc>
+        <w:tc>
+          <w:tcPr/>
+          <w:p>
+            <w:pPr>
+              <w:pStyle w:val="Compact"/>
+              <w:jc w:val="center"/>
+            </w:pPr>
+            <m:oMath>
+              <m:d>
+                <m:dPr>
+                  <m:begChr m:val="("/>
+                  <m:endChr m:val=")"/>
+                  <m:sepChr m:val=""/>
+                  <m:grow/>
+                </m:dPr>
+                <m:e>
+                  <m:r>
+                    <m:t>1.250</m:t>
+                  </m:r>
+                  <m:r>
+                    <m:rPr>
+                      <m:sty m:val="p"/>
+                    </m:rPr>
+                    <m:t>,</m:t>
+                  </m:r>
+                  <m:r>
+                    <m:t> </m:t>
+                  </m:r>
+                  <m:r>
+                    <m:t>0</m:t>
+                  </m:r>
+                  <m:r>
+                    <m:rPr>
+                      <m:sty m:val="p"/>
+                    </m:rPr>
+                    <m:t>,</m:t>
+                  </m:r>
+                  <m:r>
+                    <m:t> </m:t>
+                  </m:r>
+                  <m:r>
+                    <m:t>0.385</m:t>
+                  </m:r>
+                </m:e>
+              </m:d>
+            </m:oMath>
+          </w:p>
+        </w:tc>
+        <w:tc>
+          <w:tcPr/>
+          <w:p>
+            <w:pPr>
+              <w:pStyle w:val="Compact"/>
+              <w:jc w:val="center"/>
+            </w:pPr>
+            <m:oMath>
+              <m:d>
+                <m:dPr>
+                  <m:begChr m:val="("/>
+                  <m:endChr m:val=")"/>
+                  <m:sepChr m:val=""/>
+                  <m:grow/>
+                </m:dPr>
+                <m:e>
+                  <m:r>
+                    <m:t>1.250</m:t>
+                  </m:r>
+                  <m:r>
+                    <m:rPr>
+                      <m:sty m:val="p"/>
+                    </m:rPr>
+                    <m:t>,</m:t>
+                  </m:r>
+                  <m:r>
+                    <m:t> </m:t>
+                  </m:r>
+                  <m:r>
+                    <m:t>0</m:t>
+                  </m:r>
+                  <m:r>
+                    <m:rPr>
+                      <m:sty m:val="p"/>
+                    </m:rPr>
+                    <m:t>,</m:t>
+                  </m:r>
+                  <m:r>
+                    <m:t> </m:t>
+                  </m:r>
+                  <m:r>
+                    <m:t>0.385</m:t>
+                  </m:r>
+                </m:e>
+              </m:d>
+            </m:oMath>
+          </w:p>
+        </w:tc>
+        <w:tc>
+          <w:tcPr/>
+          <w:p>
+            <w:pPr>
+              <w:pStyle w:val="Compact"/>
+              <w:jc w:val="center"/>
+            </w:pPr>
+            <m:oMath>
+              <m:r>
+                <m:t>0</m:t>
+              </m:r>
+            </m:oMath>
+          </w:p>
+        </w:tc>
+      </w:tr>
+      <w:tr>
+        <w:tc>
+          <w:tcPr/>
+          <w:p>
+            <w:pPr>
+              <w:pStyle w:val="Compact"/>
+              <w:jc w:val="left"/>
+            </w:pPr>
+            <w:r>
+              <w:t xml:space="preserve">IK 解（肘下）</w:t>
+            </w:r>
+          </w:p>
+        </w:tc>
+        <w:tc>
+          <w:tcPr/>
+          <w:p>
+            <w:pPr>
+              <w:pStyle w:val="Compact"/>
+              <w:jc w:val="center"/>
+            </w:pPr>
+            <m:oMath>
+              <m:d>
+                <m:dPr>
+                  <m:begChr m:val="("/>
+                  <m:endChr m:val=")"/>
+                  <m:sepChr m:val=""/>
+                  <m:grow/>
+                </m:dPr>
+                <m:e>
+                  <m:r>
+                    <m:t>1.250</m:t>
+                  </m:r>
+                  <m:r>
+                    <m:rPr>
+                      <m:sty m:val="p"/>
+                    </m:rPr>
+                    <m:t>,</m:t>
+                  </m:r>
+                  <m:r>
+                    <m:t> </m:t>
+                  </m:r>
+                  <m:r>
+                    <m:t>0</m:t>
+                  </m:r>
+                  <m:r>
+                    <m:rPr>
+                      <m:sty m:val="p"/>
+                    </m:rPr>
+                    <m:t>,</m:t>
+                  </m:r>
+                  <m:r>
+                    <m:t> </m:t>
+                  </m:r>
+                  <m:r>
+                    <m:t>0.385</m:t>
+                  </m:r>
+                </m:e>
+              </m:d>
+            </m:oMath>
+          </w:p>
+        </w:tc>
+        <w:tc>
+          <w:tcPr/>
+          <w:p>
+            <w:pPr>
+              <w:pStyle w:val="Compact"/>
+              <w:jc w:val="center"/>
+            </w:pPr>
+            <m:oMath>
+              <m:d>
+                <m:dPr>
+                  <m:begChr m:val="("/>
+                  <m:endChr m:val=")"/>
+                  <m:sepChr m:val=""/>
+                  <m:grow/>
+                </m:dPr>
+                <m:e>
+                  <m:r>
+                    <m:t>1.250</m:t>
+                  </m:r>
+                  <m:r>
+                    <m:rPr>
+                      <m:sty m:val="p"/>
+                    </m:rPr>
+                    <m:t>,</m:t>
+                  </m:r>
+                  <m:r>
+                    <m:t> </m:t>
+                  </m:r>
+                  <m:r>
+                    <m:t>0</m:t>
+                  </m:r>
+                  <m:r>
+                    <m:rPr>
+                      <m:sty m:val="p"/>
+                    </m:rPr>
+                    <m:t>,</m:t>
+                  </m:r>
+                  <m:r>
+                    <m:t> </m:t>
+                  </m:r>
+                  <m:r>
+                    <m:t>0.385</m:t>
+                  </m:r>
+                </m:e>
+              </m:d>
+            </m:oMath>
+          </w:p>
+        </w:tc>
+        <w:tc>
+          <w:tcPr/>
+          <w:p>
+            <w:pPr>
+              <w:pStyle w:val="Compact"/>
+              <w:jc w:val="center"/>
+            </w:pPr>
+            <m:oMath>
+              <m:r>
+                <m:t>0</m:t>
+              </m:r>
+            </m:oMath>
+          </w:p>
+        </w:tc>
+      </w:tr>
+    </w:tbl>
+    <w:bookmarkEnd w:id="51"/>
+    <w:p>
+      <w:pPr>
+        <w:pStyle w:val="BodyText"/>
+      </w:pPr>
+      <w:r>
+        <w:t xml:space="preserve">对轨迹的连续性亦作数值核验：在每个路径点采样分段五次多项式，关节速度与加速度均为</w:t>
+      </w:r>
+      <w:r>
+        <w:t xml:space="preserve"> </w:t>
+      </w:r>
+      <m:oMath>
+        <m:r>
+          <m:t>0</m:t>
+        </m:r>
+      </m:oMath>
+      <w:r>
+        <w:t xml:space="preserve">，相邻采样点间无跳变，解析导数与位置的数值微分一致，确认整条轨迹的位置、速度、加速度全程连续。</w:t>
+      </w:r>
+    </w:p>
+    <w:bookmarkEnd w:id="52"/>
+    <w:bookmarkEnd w:id="53"/>
     <w:sectPr/>
   </w:body>
 </w:document>
@@ -4291,17 +5997,14 @@
 <file path=word/numbering.xml><?xml version="1.0" encoding="utf-8"?>
 <w:numbering xmlns:w="http://schemas.openxmlformats.org/wordprocessingml/2006/main">
   <w:abstractNum w:abstractNumId="990">
-    <w:nsid w:val="2c1ae401"/>
+    <w:nsid w:val="A990"/>
     <w:multiLevelType w:val="multilevel"/>
     <w:lvl w:ilvl="0">
       <w:numFmt w:val="bullet"/>
       <w:lvlText w:val=" "/>
       <w:lvlJc w:val="left"/>
       <w:pPr>
-        <w:tabs>
-          <w:tab w:val="num" w:pos="0"/>
-        </w:tabs>
-        <w:ind w:left="480" w:hanging="480"/>
+        <w:ind w:left="720" w:hanging="480"/>
       </w:pPr>
     </w:lvl>
     <w:lvl w:ilvl="1">
@@ -4309,10 +6012,7 @@
       <w:lvlText w:val=" "/>
       <w:lvlJc w:val="left"/>
       <w:pPr>
-        <w:tabs>
-          <w:tab w:val="num" w:pos="720"/>
-        </w:tabs>
-        <w:ind w:left="1200" w:hanging="480"/>
+        <w:ind w:left="1440" w:hanging="480"/>
       </w:pPr>
     </w:lvl>
     <w:lvl w:ilvl="2">
@@ -4320,10 +6020,7 @@
       <w:lvlText w:val=" "/>
       <w:lvlJc w:val="left"/>
       <w:pPr>
-        <w:tabs>
-          <w:tab w:val="num" w:pos="1440"/>
-        </w:tabs>
-        <w:ind w:left="1920" w:hanging="480"/>
+        <w:ind w:left="2160" w:hanging="480"/>
       </w:pPr>
     </w:lvl>
     <w:lvl w:ilvl="3">
@@ -4331,10 +6028,7 @@
       <w:lvlText w:val=" "/>
       <w:lvlJc w:val="left"/>
       <w:pPr>
-        <w:tabs>
-          <w:tab w:val="num" w:pos="2160"/>
-        </w:tabs>
-        <w:ind w:left="2640" w:hanging="480"/>
+        <w:ind w:left="2880" w:hanging="480"/>
       </w:pPr>
     </w:lvl>
     <w:lvl w:ilvl="4">
@@ -4342,10 +6036,7 @@
       <w:lvlText w:val=" "/>
       <w:lvlJc w:val="left"/>
       <w:pPr>
-        <w:tabs>
-          <w:tab w:val="num" w:pos="2880"/>
-        </w:tabs>
-        <w:ind w:left="3360" w:hanging="480"/>
+        <w:ind w:left="3600" w:hanging="480"/>
       </w:pPr>
     </w:lvl>
     <w:lvl w:ilvl="5">
@@ -4353,10 +6044,7 @@
       <w:lvlText w:val=" "/>
       <w:lvlJc w:val="left"/>
       <w:pPr>
-        <w:tabs>
-          <w:tab w:val="num" w:pos="3600"/>
-        </w:tabs>
-        <w:ind w:left="4080" w:hanging="480"/>
+        <w:ind w:left="4320" w:hanging="480"/>
       </w:pPr>
     </w:lvl>
     <w:lvl w:ilvl="6">
@@ -4364,10 +6052,7 @@
       <w:lvlText w:val=" "/>
       <w:lvlJc w:val="left"/>
       <w:pPr>
-        <w:tabs>
-          <w:tab w:val="num" w:pos="4320"/>
-        </w:tabs>
-        <w:ind w:left="4800" w:hanging="480"/>
+        <w:ind w:left="5040" w:hanging="480"/>
       </w:pPr>
     </w:lvl>
     <w:lvl w:ilvl="7">
@@ -4375,10 +6060,7 @@
       <w:lvlText w:val=" "/>
       <w:lvlJc w:val="left"/>
       <w:pPr>
-        <w:tabs>
-          <w:tab w:val="num" w:pos="5040"/>
-        </w:tabs>
-        <w:ind w:left="5520" w:hanging="480"/>
+        <w:ind w:left="5760" w:hanging="480"/>
       </w:pPr>
     </w:lvl>
     <w:lvl w:ilvl="8">
@@ -4386,15 +6068,12 @@
       <w:lvlText w:val=" "/>
       <w:lvlJc w:val="left"/>
       <w:pPr>
-        <w:tabs>
-          <w:tab w:val="num" w:pos="5760"/>
-        </w:tabs>
-        <w:ind w:left="6240" w:hanging="480"/>
+        <w:ind w:left="6480" w:hanging="480"/>
       </w:pPr>
     </w:lvl>
   </w:abstractNum>
   <w:abstractNum w:abstractNumId="99201">
-    <w:nsid w:val="ea454b4c"/>
+    <w:nsid w:val="A99201"/>
     <w:multiLevelType w:val="multilevel"/>
     <w:lvl w:ilvl="0">
       <w:start w:val="1"/>
@@ -4402,10 +6081,7 @@
       <w:lvlText w:val="%1."/>
       <w:lvlJc w:val="left"/>
       <w:pPr>
-        <w:tabs>
-          <w:tab w:val="num" w:pos="0"/>
-        </w:tabs>
-        <w:ind w:left="480" w:hanging="480"/>
+        <w:ind w:left="720" w:hanging="480"/>
       </w:pPr>
     </w:lvl>
     <w:lvl w:ilvl="1">
@@ -4414,10 +6090,7 @@
       <w:lvlText w:val="%2."/>
       <w:lvlJc w:val="left"/>
       <w:pPr>
-        <w:tabs>
-          <w:tab w:val="num" w:pos="720"/>
-        </w:tabs>
-        <w:ind w:left="1200" w:hanging="480"/>
+        <w:ind w:left="1440" w:hanging="480"/>
       </w:pPr>
     </w:lvl>
     <w:lvl w:ilvl="2">
@@ -4426,10 +6099,7 @@
       <w:lvlText w:val="%3."/>
       <w:lvlJc w:val="left"/>
       <w:pPr>
-        <w:tabs>
-          <w:tab w:val="num" w:pos="1440"/>
-        </w:tabs>
-        <w:ind w:left="1920" w:hanging="480"/>
+        <w:ind w:left="2160" w:hanging="480"/>
       </w:pPr>
     </w:lvl>
     <w:lvl w:ilvl="3">
@@ -4438,10 +6108,7 @@
       <w:lvlText w:val="%4."/>
       <w:lvlJc w:val="left"/>
       <w:pPr>
-        <w:tabs>
-          <w:tab w:val="num" w:pos="2160"/>
-        </w:tabs>
-        <w:ind w:left="2640" w:hanging="480"/>
+        <w:ind w:left="2880" w:hanging="480"/>
       </w:pPr>
     </w:lvl>
     <w:lvl w:ilvl="4">
@@ -4450,10 +6117,7 @@
       <w:lvlText w:val="%5."/>
       <w:lvlJc w:val="left"/>
       <w:pPr>
-        <w:tabs>
-          <w:tab w:val="num" w:pos="2880"/>
-        </w:tabs>
-        <w:ind w:left="3360" w:hanging="480"/>
+        <w:ind w:left="3600" w:hanging="480"/>
       </w:pPr>
     </w:lvl>
     <w:lvl w:ilvl="5">
@@ -4462,10 +6126,7 @@
       <w:lvlText w:val="%6."/>
       <w:lvlJc w:val="left"/>
       <w:pPr>
-        <w:tabs>
-          <w:tab w:val="num" w:pos="3600"/>
-        </w:tabs>
-        <w:ind w:left="4080" w:hanging="480"/>
+        <w:ind w:left="4320" w:hanging="480"/>
       </w:pPr>
     </w:lvl>
     <w:lvl w:ilvl="6">
@@ -4474,10 +6135,7 @@
       <w:lvlText w:val="%7."/>
       <w:lvlJc w:val="left"/>
       <w:pPr>
-        <w:tabs>
-          <w:tab w:val="num" w:pos="4320"/>
-        </w:tabs>
-        <w:ind w:left="4800" w:hanging="480"/>
+        <w:ind w:left="5040" w:hanging="480"/>
       </w:pPr>
     </w:lvl>
     <w:lvl w:ilvl="7">
@@ -4486,10 +6144,7 @@
       <w:lvlText w:val="%8."/>
       <w:lvlJc w:val="left"/>
       <w:pPr>
-        <w:tabs>
-          <w:tab w:val="num" w:pos="5040"/>
-        </w:tabs>
-        <w:ind w:left="5520" w:hanging="480"/>
+        <w:ind w:left="5760" w:hanging="480"/>
       </w:pPr>
     </w:lvl>
     <w:lvl w:ilvl="8">
@@ -4498,10 +6153,7 @@
       <w:lvlText w:val="%9."/>
       <w:lvlJc w:val="left"/>
       <w:pPr>
-        <w:tabs>
-          <w:tab w:val="num" w:pos="5760"/>
-        </w:tabs>
-        <w:ind w:left="6240" w:hanging="480"/>
+        <w:ind w:left="6480" w:hanging="480"/>
       </w:pPr>
     </w:lvl>
   </w:abstractNum>
@@ -4576,10 +6228,10 @@
   <w:docDefaults>
     <w:rPrDefault>
       <w:rPr>
-        <w:rFonts w:asciiTheme="minorHAnsi" w:eastAsiaTheme="minorHAnsi" w:hAnsiTheme="minorHAnsi" w:cstheme="minorBidi"/>
+        <w:rFonts w:asciiTheme="minorHAnsi" w:cstheme="minorBidi" w:eastAsiaTheme="minorHAnsi" w:hAnsiTheme="minorHAnsi"/>
         <w:sz w:val="24"/>
         <w:szCs w:val="24"/>
-        <w:lang w:val="en-US" w:eastAsia="en-US" w:bidi="ar-SA"/>
+        <w:lang w:bidi="ar-SA" w:eastAsia="en-US" w:val="en-US"/>
       </w:rPr>
     </w:rPrDefault>
     <w:pPrDefault>
@@ -4588,35 +6240,35 @@
       </w:pPr>
     </w:pPrDefault>
   </w:docDefaults>
-  <w:latentStyles w:defLockedState="0" w:defUIPriority="0" w:defSemiHidden="0" w:defUnhideWhenUsed="0" w:defQFormat="0" w:count="276"/>
-  <w:style w:type="paragraph" w:default="1" w:styleId="Normal">
+  <w:latentStyles w:count="276" w:defLockedState="0" w:defQFormat="0" w:defSemiHidden="0" w:defUIPriority="0" w:defUnhideWhenUsed="0"/>
+  <w:style w:default="1" w:styleId="Normal" w:type="paragraph">
     <w:name w:val="Normal"/>
     <w:qFormat/>
   </w:style>
-  <w:style w:type="paragraph" w:styleId="BodyText">
+  <w:style w:styleId="BodyText" w:type="paragraph">
     <w:name w:val="Body Text"/>
     <w:basedOn w:val="Normal"/>
     <w:link w:val="BodyTextChar"/>
     <w:pPr>
-      <w:spacing w:before="180" w:after="180"/>
+      <w:spacing w:after="180" w:before="180"/>
     </w:pPr>
     <w:qFormat/>
   </w:style>
-  <w:style w:type="paragraph" w:customStyle="1" w:styleId="FirstParagraph">
+  <w:style w:customStyle="1" w:styleId="FirstParagraph" w:type="paragraph">
     <w:name w:val="First Paragraph"/>
     <w:basedOn w:val="BodyText"/>
     <w:next w:val="BodyText"/>
     <w:qFormat/>
   </w:style>
-  <w:style w:type="paragraph" w:customStyle="1" w:styleId="Compact">
+  <w:style w:customStyle="1" w:styleId="Compact" w:type="paragraph">
     <w:name w:val="Compact"/>
     <w:basedOn w:val="BodyText"/>
     <w:qFormat/>
     <w:pPr>
-      <w:spacing w:before="36" w:after="36"/>
+      <w:spacing w:after="36" w:before="36"/>
     </w:pPr>
   </w:style>
-  <w:style w:type="paragraph" w:styleId="Title">
+  <w:style w:styleId="Title" w:type="paragraph">
     <w:name w:val="Title"/>
     <w:basedOn w:val="Normal"/>
     <w:next w:val="BodyText"/>
@@ -4624,19 +6276,19 @@
     <w:pPr>
       <w:keepNext/>
       <w:keepLines/>
-      <w:spacing w:before="480" w:after="240"/>
+      <w:spacing w:after="240" w:before="480"/>
       <w:jc w:val="center"/>
     </w:pPr>
     <w:rPr>
-      <w:rFonts w:asciiTheme="majorHAnsi" w:eastAsiaTheme="majorEastAsia" w:hAnsiTheme="majorHAnsi" w:cstheme="majorBidi"/>
+      <w:rFonts w:asciiTheme="majorHAnsi" w:cstheme="majorBidi" w:eastAsiaTheme="majorEastAsia" w:hAnsiTheme="majorHAnsi"/>
       <w:b/>
       <w:bCs/>
-      <w:color w:val="345A8A" w:themeColor="accent1" w:themeShade="B5"/>
+      <w:color w:themeColor="accent1" w:themeShade="B5" w:val="345A8A"/>
       <w:sz w:val="36"/>
       <w:szCs w:val="36"/>
     </w:rPr>
   </w:style>
-  <w:style w:type="paragraph" w:styleId="Subtitle">
+  <w:style w:styleId="Subtitle" w:type="paragraph">
     <w:name w:val="Subtitle"/>
     <w:basedOn w:val="Title"/>
     <w:next w:val="BodyText"/>
@@ -4644,7 +6296,7 @@
     <w:pPr>
       <w:keepNext/>
       <w:keepLines/>
-      <w:spacing w:before="240" w:after="240"/>
+      <w:spacing w:after="240" w:before="240"/>
       <w:jc w:val="center"/>
     </w:pPr>
     <w:rPr>
@@ -4652,7 +6304,7 @@
       <w:szCs w:val="30"/>
     </w:rPr>
   </w:style>
-  <w:style w:type="paragraph" w:customStyle="1" w:styleId="Author">
+  <w:style w:customStyle="1" w:styleId="Author" w:type="paragraph">
     <w:name w:val="Author"/>
     <w:next w:val="BodyText"/>
     <w:qFormat/>
@@ -4662,7 +6314,7 @@
       <w:jc w:val="center"/>
     </w:pPr>
   </w:style>
-  <w:style w:type="paragraph" w:styleId="Date">
+  <w:style w:styleId="Date" w:type="paragraph">
     <w:name w:val="Date"/>
     <w:next w:val="BodyText"/>
     <w:qFormat/>
@@ -4672,7 +6324,26 @@
       <w:jc w:val="center"/>
     </w:pPr>
   </w:style>
-  <w:style w:type="paragraph" w:customStyle="1" w:styleId="Abstract">
+  <w:style w:customStyle="1" w:styleId="AbstractTitle" w:type="paragraph">
+    <w:name w:val="Abstract Title"/>
+    <w:basedOn w:val="Normal"/>
+    <w:next w:val="Abstract"/>
+    <w:qFormat/>
+    <w:pPr>
+      <w:keepNext/>
+      <w:keepLines/>
+      <w:jc w:val="center"/>
+      <w:spacing w:after="0" w:before="300"/>
+    </w:pPr>
+    <w:rPr>
+      <w:sz w:val="20"/>
+      <w:szCs w:val="20"/>
+      <w:b/>
+      <w:color w:val="345A8A"/>
+      &gt;
+    </w:rPr>
+  </w:style>
+  <w:style w:customStyle="1" w:styleId="Abstract" w:type="paragraph">
     <w:name w:val="Abstract"/>
     <w:basedOn w:val="Normal"/>
     <w:next w:val="BodyText"/>
@@ -4680,14 +6351,14 @@
     <w:pPr>
       <w:keepNext/>
       <w:keepLines/>
-      <w:spacing w:before="300" w:after="300"/>
+      <w:spacing w:after="300" w:before="100"/>
     </w:pPr>
     <w:rPr>
       <w:sz w:val="20"/>
       <w:szCs w:val="20"/>
     </w:rPr>
   </w:style>
-  <w:style w:type="paragraph" w:styleId="Bibliography">
+  <w:style w:styleId="Bibliography" w:type="paragraph">
     <w:name w:val="Bibliography"/>
     <w:basedOn w:val="Normal"/>
     <w:next w:val="Bibliography"/>
@@ -4695,7 +6366,7 @@
     <w:pPr/>
     <w:rPr/>
   </w:style>
-  <w:style w:type="paragraph" w:styleId="Heading1">
+  <w:style w:styleId="Heading1" w:type="paragraph">
     <w:name w:val="Heading 1"/>
     <w:basedOn w:val="Normal"/>
     <w:next w:val="BodyText"/>
@@ -4704,19 +6375,19 @@
     <w:pPr>
       <w:keepNext/>
       <w:keepLines/>
-      <w:spacing w:before="480" w:after="0"/>
+      <w:spacing w:after="0" w:before="480"/>
       <w:outlineLvl w:val="0"/>
     </w:pPr>
     <w:rPr>
-      <w:rFonts w:asciiTheme="majorHAnsi" w:eastAsiaTheme="majorEastAsia" w:hAnsiTheme="majorHAnsi" w:cstheme="majorBidi"/>
+      <w:rFonts w:asciiTheme="majorHAnsi" w:cstheme="majorBidi" w:eastAsiaTheme="majorEastAsia" w:hAnsiTheme="majorHAnsi"/>
       <w:b/>
       <w:bCs/>
-      <w:color w:val="4F81BD" w:themeColor="accent1"/>
+      <w:color w:themeColor="accent1" w:val="4F81BD"/>
       <w:sz w:val="32"/>
       <w:szCs w:val="32"/>
     </w:rPr>
   </w:style>
-  <w:style w:type="paragraph" w:styleId="Heading2">
+  <w:style w:styleId="Heading2" w:type="paragraph">
     <w:name w:val="Heading 2"/>
     <w:basedOn w:val="Normal"/>
     <w:next w:val="BodyText"/>
@@ -4726,19 +6397,19 @@
     <w:pPr>
       <w:keepNext/>
       <w:keepLines/>
-      <w:spacing w:before="200" w:after="0"/>
+      <w:spacing w:after="0" w:before="200"/>
       <w:outlineLvl w:val="1"/>
     </w:pPr>
     <w:rPr>
-      <w:rFonts w:asciiTheme="majorHAnsi" w:eastAsiaTheme="majorEastAsia" w:hAnsiTheme="majorHAnsi" w:cstheme="majorBidi"/>
+      <w:rFonts w:asciiTheme="majorHAnsi" w:cstheme="majorBidi" w:eastAsiaTheme="majorEastAsia" w:hAnsiTheme="majorHAnsi"/>
       <w:b/>
       <w:bCs/>
-      <w:color w:val="4F81BD" w:themeColor="accent1"/>
+      <w:color w:themeColor="accent1" w:val="4F81BD"/>
       <w:sz w:val="28"/>
       <w:szCs w:val="28"/>
     </w:rPr>
   </w:style>
-  <w:style w:type="paragraph" w:styleId="Heading3">
+  <w:style w:styleId="Heading3" w:type="paragraph">
     <w:name w:val="Heading 3"/>
     <w:basedOn w:val="Normal"/>
     <w:next w:val="BodyText"/>
@@ -4748,19 +6419,19 @@
     <w:pPr>
       <w:keepNext/>
       <w:keepLines/>
-      <w:spacing w:before="200" w:after="0"/>
+      <w:spacing w:after="0" w:before="200"/>
       <w:outlineLvl w:val="2"/>
     </w:pPr>
     <w:rPr>
-      <w:rFonts w:asciiTheme="majorHAnsi" w:eastAsiaTheme="majorEastAsia" w:hAnsiTheme="majorHAnsi" w:cstheme="majorBidi"/>
+      <w:rFonts w:asciiTheme="majorHAnsi" w:cstheme="majorBidi" w:eastAsiaTheme="majorEastAsia" w:hAnsiTheme="majorHAnsi"/>
       <w:b/>
       <w:bCs/>
-      <w:color w:val="4F81BD" w:themeColor="accent1"/>
+      <w:color w:themeColor="accent1" w:val="4F81BD"/>
       <w:sz w:val="24"/>
       <w:szCs w:val="24"/>
     </w:rPr>
   </w:style>
-  <w:style w:type="paragraph" w:styleId="Heading4">
+  <w:style w:styleId="Heading4" w:type="paragraph">
     <w:name w:val="Heading 4"/>
     <w:basedOn w:val="Normal"/>
     <w:next w:val="BodyText"/>
@@ -4770,19 +6441,19 @@
     <w:pPr>
       <w:keepNext/>
       <w:keepLines/>
-      <w:spacing w:before="200" w:after="0"/>
+      <w:spacing w:after="0" w:before="200"/>
       <w:outlineLvl w:val="3"/>
     </w:pPr>
     <w:rPr>
-      <w:rFonts w:asciiTheme="majorHAnsi" w:eastAsiaTheme="majorEastAsia" w:hAnsiTheme="majorHAnsi" w:cstheme="majorBidi"/>
+      <w:rFonts w:asciiTheme="majorHAnsi" w:cstheme="majorBidi" w:eastAsiaTheme="majorEastAsia" w:hAnsiTheme="majorHAnsi"/>
       <w:i/>
       <w:bCs/>
-      <w:color w:val="4F81BD" w:themeColor="accent1"/>
+      <w:color w:themeColor="accent1" w:val="4F81BD"/>
       <w:sz w:val="24"/>
       <w:szCs w:val="24"/>
     </w:rPr>
   </w:style>
-  <w:style w:type="paragraph" w:styleId="Heading5">
+  <w:style w:styleId="Heading5" w:type="paragraph">
     <w:name w:val="Heading 5"/>
     <w:basedOn w:val="Normal"/>
     <w:next w:val="BodyText"/>
@@ -4792,18 +6463,18 @@
     <w:pPr>
       <w:keepNext/>
       <w:keepLines/>
-      <w:spacing w:before="200" w:after="0"/>
+      <w:spacing w:after="0" w:before="200"/>
       <w:outlineLvl w:val="4"/>
     </w:pPr>
     <w:rPr>
-      <w:rFonts w:asciiTheme="majorHAnsi" w:eastAsiaTheme="majorEastAsia" w:hAnsiTheme="majorHAnsi" w:cstheme="majorBidi"/>
+      <w:rFonts w:asciiTheme="majorHAnsi" w:cstheme="majorBidi" w:eastAsiaTheme="majorEastAsia" w:hAnsiTheme="majorHAnsi"/>
       <w:iCs/>
-      <w:color w:val="4F81BD" w:themeColor="accent1"/>
+      <w:color w:themeColor="accent1" w:val="4F81BD"/>
       <w:sz w:val="24"/>
       <w:szCs w:val="24"/>
     </w:rPr>
   </w:style>
-  <w:style w:type="paragraph" w:styleId="Heading6">
+  <w:style w:styleId="Heading6" w:type="paragraph">
     <w:name w:val="Heading 6"/>
     <w:basedOn w:val="Normal"/>
     <w:next w:val="BodyText"/>
@@ -4813,17 +6484,17 @@
     <w:pPr>
       <w:keepNext/>
       <w:keepLines/>
-      <w:spacing w:before="200" w:after="0"/>
+      <w:spacing w:after="0" w:before="200"/>
       <w:outlineLvl w:val="5"/>
     </w:pPr>
     <w:rPr>
-      <w:rFonts w:asciiTheme="majorHAnsi" w:eastAsiaTheme="majorEastAsia" w:hAnsiTheme="majorHAnsi" w:cstheme="majorBidi"/>
-      <w:color w:val="4F81BD" w:themeColor="accent1"/>
+      <w:rFonts w:asciiTheme="majorHAnsi" w:cstheme="majorBidi" w:eastAsiaTheme="majorEastAsia" w:hAnsiTheme="majorHAnsi"/>
+      <w:color w:themeColor="accent1" w:val="4F81BD"/>
       <w:sz w:val="24"/>
       <w:szCs w:val="24"/>
     </w:rPr>
   </w:style>
-  <w:style w:type="paragraph" w:styleId="Heading7">
+  <w:style w:styleId="Heading7" w:type="paragraph">
     <w:name w:val="Heading 7"/>
     <w:basedOn w:val="Normal"/>
     <w:next w:val="BodyText"/>
@@ -4833,17 +6504,17 @@
     <w:pPr>
       <w:keepNext/>
       <w:keepLines/>
-      <w:spacing w:before="200" w:after="0"/>
+      <w:spacing w:after="0" w:before="200"/>
       <w:outlineLvl w:val="6"/>
     </w:pPr>
     <w:rPr>
-      <w:rFonts w:asciiTheme="majorHAnsi" w:eastAsiaTheme="majorEastAsia" w:hAnsiTheme="majorHAnsi" w:cstheme="majorBidi"/>
-      <w:color w:val="4F81BD" w:themeColor="accent1"/>
+      <w:rFonts w:asciiTheme="majorHAnsi" w:cstheme="majorBidi" w:eastAsiaTheme="majorEastAsia" w:hAnsiTheme="majorHAnsi"/>
+      <w:color w:themeColor="accent1" w:val="4F81BD"/>
       <w:sz w:val="24"/>
       <w:szCs w:val="24"/>
     </w:rPr>
   </w:style>
-  <w:style w:type="paragraph" w:styleId="Heading8">
+  <w:style w:styleId="Heading8" w:type="paragraph">
     <w:name w:val="Heading 8"/>
     <w:basedOn w:val="Normal"/>
     <w:next w:val="BodyText"/>
@@ -4853,17 +6524,17 @@
     <w:pPr>
       <w:keepNext/>
       <w:keepLines/>
-      <w:spacing w:before="200" w:after="0"/>
+      <w:spacing w:after="0" w:before="200"/>
       <w:outlineLvl w:val="7"/>
     </w:pPr>
     <w:rPr>
-      <w:rFonts w:asciiTheme="majorHAnsi" w:eastAsiaTheme="majorEastAsia" w:hAnsiTheme="majorHAnsi" w:cstheme="majorBidi"/>
-      <w:color w:val="4F81BD" w:themeColor="accent1"/>
+      <w:rFonts w:asciiTheme="majorHAnsi" w:cstheme="majorBidi" w:eastAsiaTheme="majorEastAsia" w:hAnsiTheme="majorHAnsi"/>
+      <w:color w:themeColor="accent1" w:val="4F81BD"/>
       <w:sz w:val="24"/>
       <w:szCs w:val="24"/>
     </w:rPr>
   </w:style>
-  <w:style w:type="paragraph" w:styleId="Heading9">
+  <w:style w:styleId="Heading9" w:type="paragraph">
     <w:name w:val="Heading 9"/>
     <w:basedOn w:val="Normal"/>
     <w:next w:val="BodyText"/>
@@ -4873,17 +6544,17 @@
     <w:pPr>
       <w:keepNext/>
       <w:keepLines/>
-      <w:spacing w:before="200" w:after="0"/>
+      <w:spacing w:after="0" w:before="200"/>
       <w:outlineLvl w:val="8"/>
     </w:pPr>
     <w:rPr>
-      <w:rFonts w:asciiTheme="majorHAnsi" w:eastAsiaTheme="majorEastAsia" w:hAnsiTheme="majorHAnsi" w:cstheme="majorBidi"/>
-      <w:color w:val="4F81BD" w:themeColor="accent1"/>
+      <w:rFonts w:asciiTheme="majorHAnsi" w:cstheme="majorBidi" w:eastAsiaTheme="majorEastAsia" w:hAnsiTheme="majorHAnsi"/>
+      <w:color w:themeColor="accent1" w:val="4F81BD"/>
       <w:sz w:val="24"/>
       <w:szCs w:val="24"/>
     </w:rPr>
   </w:style>
-  <w:style w:type="paragraph" w:styleId="BlockText">
+  <w:style w:styleId="BlockText" w:type="paragraph">
     <w:name w:val="Block Text"/>
     <w:basedOn w:val="BodyText"/>
     <w:next w:val="BodyText"/>
@@ -4891,11 +6562,11 @@
     <w:unhideWhenUsed/>
     <w:qFormat/>
     <w:pPr>
-      <w:spacing w:before="100" w:after="100"/>
+      <w:spacing w:after="100" w:before="100"/>
       <w:ind w:firstLine="0" w:left="480" w:right="480"/>
     </w:pPr>
   </w:style>
-  <w:style w:type="paragraph" w:styleId="FootnoteText">
+  <w:style w:styleId="FootnoteText" w:type="paragraph">
     <w:name w:val="Footnote Text"/>
     <w:basedOn w:val="Normal"/>
     <w:next w:val="FootnoteText"/>
@@ -4903,28 +6574,55 @@
     <w:unhideWhenUsed/>
     <w:qFormat/>
   </w:style>
-  <w:style w:type="character" w:default="1" w:styleId="DefaultParagraphFont">
+  <w:style w:styleId="FootnoteBlockText" w:type="paragraph">
+    <w:name w:val="Footnote Block Text"/>
+    <w:basedOn w:val="Footnote Text"/>
+    <w:next w:val="Footnote Text"/>
+    <w:uiPriority w:val="9"/>
+    <w:unhideWhenUsed/>
+    <w:qFormat/>
+    <w:pPr>
+      <w:spacing w:after="100" w:before="100"/>
+      <w:ind w:firstLine="0" w:left="480" w:right="480"/>
+    </w:pPr>
+  </w:style>
+  <w:style w:default="1" w:styleId="DefaultParagraphFont" w:type="character">
     <w:name w:val="Default Paragraph Font"/>
     <w:semiHidden/>
     <w:unhideWhenUsed/>
   </w:style>
-  <w:style w:type="table" w:default="1" w:styleId="Table">
+  <w:style w:default="1" w:styleId="Table" w:type="table">
     <w:name w:val="Table"/>
     <w:basedOn w:val="TableNormal"/>
     <w:semiHidden/>
     <w:unhideWhenUsed/>
     <w:qFormat/>
     <w:tblPr>
-      <w:tblInd w:w="0" w:type="dxa"/>
+      <w:tblInd w:type="dxa" w:w="0"/>
       <w:tblCellMar>
-        <w:top w:w="0" w:type="dxa"/>
-        <w:left w:w="108" w:type="dxa"/>
-        <w:bottom w:w="0" w:type="dxa"/>
-        <w:right w:w="108" w:type="dxa"/>
+        <w:top w:type="dxa" w:w="0"/>
+        <w:left w:type="dxa" w:w="108"/>
+        <w:bottom w:type="dxa" w:w="0"/>
+        <w:right w:type="dxa" w:w="108"/>
       </w:tblCellMar>
     </w:tblPr>
+    <w:tblStylePr w:type="firstRow">
+      <w:tblPr>
+        <w:jc w:val="left"/>
+        <w:tblInd w:type="dxa" w:w="0"/>
+      </w:tblPr>
+      <w:trPr>
+        <w:jc w:val="left"/>
+      </w:trPr>
+      <w:tcPr>
+        <w:vAlign w:val="bottom"/>
+        <w:tcBorders>
+          <w:bottom w:val="single"/>
+        </w:tcBorders>
+      </w:tcPr>
+    </w:tblStylePr>
   </w:style>
-  <w:style w:type="paragraph" w:customStyle="1" w:styleId="DefinitionTerm">
+  <w:style w:customStyle="1" w:styleId="DefinitionTerm" w:type="paragraph">
     <w:name w:val="Definition Term"/>
     <w:basedOn w:val="Normal"/>
     <w:next w:val="Definition"/>
@@ -4937,49 +6635,49 @@
       <w:b/>
     </w:rPr>
   </w:style>
-  <w:style w:type="paragraph" w:customStyle="1" w:styleId="Definition">
+  <w:style w:customStyle="1" w:styleId="Definition" w:type="paragraph">
     <w:name w:val="Definition"/>
     <w:basedOn w:val="Normal"/>
   </w:style>
-  <w:style w:type="paragraph" w:styleId="Caption">
+  <w:style w:styleId="Caption" w:type="paragraph">
     <w:name w:val="Caption"/>
     <w:basedOn w:val="Normal"/>
     <w:link w:val="BodyTextChar"/>
     <w:pPr>
-      <w:spacing w:before="0" w:after="120"/>
+      <w:spacing w:after="120" w:before="0"/>
     </w:pPr>
     <w:rPr>
       <w:i/>
     </w:rPr>
   </w:style>
-  <w:style w:type="paragraph" w:customStyle="1" w:styleId="TableCaption">
+  <w:style w:customStyle="1" w:styleId="TableCaption" w:type="paragraph">
     <w:name w:val="Table Caption"/>
     <w:basedOn w:val="Caption"/>
     <w:pPr>
       <w:keepNext/>
     </w:pPr>
   </w:style>
-  <w:style w:type="paragraph" w:customStyle="1" w:styleId="ImageCaption">
+  <w:style w:customStyle="1" w:styleId="ImageCaption" w:type="paragraph">
     <w:name w:val="Image Caption"/>
     <w:basedOn w:val="Caption"/>
   </w:style>
-  <w:style w:type="paragraph" w:customStyle="1" w:styleId="Figure">
+  <w:style w:customStyle="1" w:styleId="Figure" w:type="paragraph">
     <w:name w:val="Figure"/>
     <w:basedOn w:val="Normal"/>
   </w:style>
-  <w:style w:type="paragraph" w:customStyle="1" w:styleId="CaptionedFigure">
+  <w:style w:customStyle="1" w:styleId="CaptionedFigure" w:type="paragraph">
     <w:name w:val="Captioned Figure"/>
     <w:basedOn w:val="Figure"/>
     <w:pPr>
       <w:keepNext/>
     </w:pPr>
   </w:style>
-  <w:style w:type="character" w:customStyle="1" w:styleId="BodyTextChar">
+  <w:style w:customStyle="1" w:styleId="BodyTextChar" w:type="character">
     <w:name w:val="Body Text Char"/>
     <w:basedOn w:val="DefaultParagraphFont"/>
     <w:link w:val="BodyText"/>
   </w:style>
-  <w:style w:type="character" w:customStyle="1" w:styleId="VerbatimChar">
+  <w:style w:customStyle="1" w:styleId="VerbatimChar" w:type="character">
     <w:name w:val="Verbatim Char"/>
     <w:basedOn w:val="BodyTextChar"/>
     <w:rPr>
@@ -4987,21 +6685,25 @@
       <w:sz w:val="22"/>
     </w:rPr>
   </w:style>
-  <w:style w:type="character" w:styleId="FootnoteReference">
+  <w:style w:customStyle="1" w:styleId="SectionNumber" w:type="character">
+    <w:name w:val="Section Number"/>
+    <w:basedOn w:val="BodyTextChar"/>
+  </w:style>
+  <w:style w:styleId="FootnoteReference" w:type="character">
     <w:name w:val="Footnote Reference"/>
     <w:basedOn w:val="BodyTextChar"/>
     <w:rPr>
       <w:vertAlign w:val="superscript"/>
     </w:rPr>
   </w:style>
-  <w:style w:type="character" w:styleId="Hyperlink">
+  <w:style w:styleId="Hyperlink" w:type="character">
     <w:name w:val="Hyperlink"/>
     <w:basedOn w:val="BodyTextChar"/>
     <w:rPr>
-      <w:color w:val="4F81BD" w:themeColor="accent1"/>
+      <w:color w:themeColor="accent1" w:val="4F81BD"/>
     </w:rPr>
   </w:style>
-  <w:style w:type="paragraph" w:styleId="TOCHeading">
+  <w:style w:styleId="TOCHeading" w:type="paragraph">
     <w:name w:val="TOC Heading"/>
     <w:basedOn w:val="Heading1"/>
     <w:next w:val="BodyText"/>
@@ -5013,10 +6715,10 @@
       <w:outlineLvl w:val="9"/>
     </w:pPr>
     <w:rPr>
-      <w:rFonts w:asciiTheme="majorHAnsi" w:eastAsiaTheme="majorEastAsia" w:hAnsiTheme="majorHAnsi" w:cstheme="majorBidi"/>
+      <w:rFonts w:asciiTheme="majorHAnsi" w:cstheme="majorBidi" w:eastAsiaTheme="majorEastAsia" w:hAnsiTheme="majorHAnsi"/>
       <w:b w:val="0"/>
       <w:bCs w:val="0"/>
-      <w:color w:val="365F91" w:themeColor="accent1" w:themeShade="BF"/>
+      <w:color w:themeColor="accent1" w:themeShade="BF" w:val="365F91"/>
     </w:rPr>
   </w:style>
   <w:style w:type="paragraph" w:customStyle="1" w:styleId="SourceCode">
@@ -5108,7 +6810,10 @@
   <w:style w:type="character" w:customStyle="1" w:styleId="ImportTok">
     <w:name w:val="ImportTok"/>
     <w:basedOn w:val="VerbatimChar"/>
-    <w:rPr/>
+    <w:rPr>
+      <w:color w:val="008000"/>
+      <w:b/>
+    </w:rPr>
   </w:style>
   <w:style w:type="character" w:customStyle="1" w:styleId="CommentTok">
     <w:name w:val="CommentTok"/>
@@ -5183,7 +6888,9 @@
   <w:style w:type="character" w:customStyle="1" w:styleId="BuiltInTok">
     <w:name w:val="BuiltInTok"/>
     <w:basedOn w:val="VerbatimChar"/>
-    <w:rPr/>
+    <w:rPr>
+      <w:color w:val="008000"/>
+    </w:rPr>
   </w:style>
   <w:style w:type="character" w:customStyle="1" w:styleId="ExtensionTok">
     <w:name w:val="ExtensionTok"/>
